--- a/Final Report.docx
+++ b/Final Report.docx
@@ -311,7 +311,7 @@
                 <w:sz w:val="22"/>
                 <w:szCs w:val="22"/>
               </w:rPr>
-              <w:t xml:space="preserve">23</w:t>
+              <w:t xml:space="preserve">—</w:t>
             </w:r>
             <w:r/>
           </w:p>
@@ -3140,7 +3140,7 @@
     </w:p>
     <w:p>
       <w:pPr>
-        <w:pStyle w:val="716"/>
+        <w:pStyle w:val="887"/>
         <w:numPr>
           <w:ilvl w:val="0"/>
           <w:numId w:val="2"/>
@@ -3161,7 +3161,7 @@
     </w:p>
     <w:p>
       <w:pPr>
-        <w:pStyle w:val="716"/>
+        <w:pStyle w:val="887"/>
         <w:numPr>
           <w:ilvl w:val="0"/>
           <w:numId w:val="2"/>
@@ -3182,7 +3182,7 @@
     </w:p>
     <w:p>
       <w:pPr>
-        <w:pStyle w:val="716"/>
+        <w:pStyle w:val="887"/>
         <w:numPr>
           <w:ilvl w:val="0"/>
           <w:numId w:val="2"/>
@@ -3203,7 +3203,7 @@
     </w:p>
     <w:p>
       <w:pPr>
-        <w:pStyle w:val="716"/>
+        <w:pStyle w:val="887"/>
         <w:numPr>
           <w:ilvl w:val="0"/>
           <w:numId w:val="2"/>
@@ -3224,7 +3224,7 @@
     </w:p>
     <w:p>
       <w:pPr>
-        <w:pStyle w:val="716"/>
+        <w:pStyle w:val="887"/>
         <w:numPr>
           <w:ilvl w:val="0"/>
           <w:numId w:val="2"/>
@@ -7308,7 +7308,7 @@
     </w:p>
     <w:p>
       <w:pPr>
-        <w:pStyle w:val="716"/>
+        <w:pStyle w:val="887"/>
         <w:numPr>
           <w:ilvl w:val="0"/>
           <w:numId w:val="2"/>
@@ -7329,7 +7329,7 @@
     </w:p>
     <w:p>
       <w:pPr>
-        <w:pStyle w:val="716"/>
+        <w:pStyle w:val="887"/>
         <w:numPr>
           <w:ilvl w:val="0"/>
           <w:numId w:val="2"/>
@@ -7350,7 +7350,7 @@
     </w:p>
     <w:p>
       <w:pPr>
-        <w:pStyle w:val="716"/>
+        <w:pStyle w:val="887"/>
         <w:numPr>
           <w:ilvl w:val="0"/>
           <w:numId w:val="2"/>
@@ -7371,7 +7371,7 @@
     </w:p>
     <w:p>
       <w:pPr>
-        <w:pStyle w:val="716"/>
+        <w:pStyle w:val="887"/>
         <w:numPr>
           <w:ilvl w:val="0"/>
           <w:numId w:val="2"/>
@@ -7392,7 +7392,7 @@
     </w:p>
     <w:p>
       <w:pPr>
-        <w:pStyle w:val="716"/>
+        <w:pStyle w:val="887"/>
         <w:numPr>
           <w:ilvl w:val="0"/>
           <w:numId w:val="2"/>
@@ -7533,7 +7533,7 @@
     </w:p>
     <w:p>
       <w:pPr>
-        <w:pStyle w:val="716"/>
+        <w:pStyle w:val="887"/>
         <w:numPr>
           <w:ilvl w:val="0"/>
           <w:numId w:val="2"/>
@@ -7554,7 +7554,7 @@
     </w:p>
     <w:p>
       <w:pPr>
-        <w:pStyle w:val="716"/>
+        <w:pStyle w:val="887"/>
         <w:numPr>
           <w:ilvl w:val="0"/>
           <w:numId w:val="2"/>
@@ -7575,7 +7575,7 @@
     </w:p>
     <w:p>
       <w:pPr>
-        <w:pStyle w:val="716"/>
+        <w:pStyle w:val="887"/>
         <w:numPr>
           <w:ilvl w:val="0"/>
           <w:numId w:val="2"/>
@@ -7596,7 +7596,7 @@
     </w:p>
     <w:p>
       <w:pPr>
-        <w:pStyle w:val="716"/>
+        <w:pStyle w:val="887"/>
         <w:numPr>
           <w:ilvl w:val="0"/>
           <w:numId w:val="2"/>
@@ -7617,7 +7617,7 @@
     </w:p>
     <w:p>
       <w:pPr>
-        <w:pStyle w:val="716"/>
+        <w:pStyle w:val="887"/>
         <w:numPr>
           <w:ilvl w:val="0"/>
           <w:numId w:val="2"/>
@@ -7657,7 +7657,7 @@
     </w:p>
     <w:p>
       <w:pPr>
-        <w:pStyle w:val="716"/>
+        <w:pStyle w:val="887"/>
         <w:numPr>
           <w:ilvl w:val="0"/>
           <w:numId w:val="2"/>
@@ -7678,7 +7678,7 @@
     </w:p>
     <w:p>
       <w:pPr>
-        <w:pStyle w:val="716"/>
+        <w:pStyle w:val="887"/>
         <w:numPr>
           <w:ilvl w:val="0"/>
           <w:numId w:val="2"/>
@@ -7699,7 +7699,7 @@
     </w:p>
     <w:p>
       <w:pPr>
-        <w:pStyle w:val="716"/>
+        <w:pStyle w:val="887"/>
         <w:numPr>
           <w:ilvl w:val="0"/>
           <w:numId w:val="2"/>
@@ -7720,7 +7720,7 @@
     </w:p>
     <w:p>
       <w:pPr>
-        <w:pStyle w:val="716"/>
+        <w:pStyle w:val="887"/>
         <w:numPr>
           <w:ilvl w:val="0"/>
           <w:numId w:val="2"/>
@@ -7741,7 +7741,7 @@
     </w:p>
     <w:p>
       <w:pPr>
-        <w:pStyle w:val="716"/>
+        <w:pStyle w:val="887"/>
         <w:numPr>
           <w:ilvl w:val="0"/>
           <w:numId w:val="2"/>
@@ -7997,7 +7997,7 @@
     </w:p>
     <w:p>
       <w:pPr>
-        <w:pStyle w:val="716"/>
+        <w:pStyle w:val="887"/>
         <w:numPr>
           <w:ilvl w:val="0"/>
           <w:numId w:val="2"/>
@@ -8018,7 +8018,7 @@
     </w:p>
     <w:p>
       <w:pPr>
-        <w:pStyle w:val="716"/>
+        <w:pStyle w:val="887"/>
         <w:numPr>
           <w:ilvl w:val="0"/>
           <w:numId w:val="2"/>
@@ -8058,7 +8058,7 @@
     </w:p>
     <w:p>
       <w:pPr>
-        <w:pStyle w:val="716"/>
+        <w:pStyle w:val="887"/>
         <w:numPr>
           <w:ilvl w:val="0"/>
           <w:numId w:val="2"/>
@@ -8079,7 +8079,7 @@
     </w:p>
     <w:p>
       <w:pPr>
-        <w:pStyle w:val="716"/>
+        <w:pStyle w:val="887"/>
         <w:numPr>
           <w:ilvl w:val="0"/>
           <w:numId w:val="2"/>
@@ -8119,7 +8119,7 @@
     </w:p>
     <w:p>
       <w:pPr>
-        <w:pStyle w:val="716"/>
+        <w:pStyle w:val="887"/>
         <w:numPr>
           <w:ilvl w:val="0"/>
           <w:numId w:val="2"/>
@@ -8140,7 +8140,7 @@
     </w:p>
     <w:p>
       <w:pPr>
-        <w:pStyle w:val="716"/>
+        <w:pStyle w:val="887"/>
         <w:numPr>
           <w:ilvl w:val="0"/>
           <w:numId w:val="2"/>
@@ -8180,7 +8180,7 @@
     </w:p>
     <w:p>
       <w:pPr>
-        <w:pStyle w:val="716"/>
+        <w:pStyle w:val="887"/>
         <w:numPr>
           <w:ilvl w:val="0"/>
           <w:numId w:val="2"/>
@@ -8201,7 +8201,7 @@
     </w:p>
     <w:p>
       <w:pPr>
-        <w:pStyle w:val="716"/>
+        <w:pStyle w:val="887"/>
         <w:numPr>
           <w:ilvl w:val="0"/>
           <w:numId w:val="2"/>
@@ -9526,7 +9526,6 @@
         <w:ind/>
         <w:rPr/>
       </w:pPr>
-      <w:r/>
       <w:r>
         <w:separator/>
       </w:r>
@@ -9541,7 +9540,6 @@
         <w:ind/>
         <w:rPr/>
       </w:pPr>
-      <w:r/>
       <w:r>
         <w:continuationSeparator/>
       </w:r>
@@ -9561,7 +9559,6 @@
         <w:ind/>
         <w:rPr/>
       </w:pPr>
-      <w:r/>
       <w:r>
         <w:separator/>
       </w:r>
@@ -9576,7 +9573,6 @@
         <w:ind/>
         <w:rPr/>
       </w:pPr>
-      <w:r/>
       <w:r>
         <w:continuationSeparator/>
       </w:r>
@@ -10004,7 +10000,7 @@
     <w:lsdException w:name="Bibliography" w:uiPriority="37"/>
     <w:lsdException w:name="TOC Heading" w:uiPriority="39" w:qFormat="1"/>
   </w:latentStyles>
-  <w:style w:type="table" w:styleId="11" w:default="1">
+  <w:style w:type="table" w:styleId="705" w:default="1">
     <w:name w:val="Normal Table"/>
     <w:uiPriority w:val="99"/>
     <w:semiHidden/>
@@ -10197,9 +10193,9 @@
       </w:tcPr>
     </w:tblStylePr>
   </w:style>
-  <w:style w:type="table" w:styleId="12">
+  <w:style w:type="table" w:styleId="706">
     <w:name w:val="Table Grid"/>
-    <w:basedOn w:val="11"/>
+    <w:basedOn w:val="705"/>
     <w:uiPriority w:val="59"/>
     <w:pPr>
       <w:pBdr/>
@@ -10396,9 +10392,9 @@
       </w:tcPr>
     </w:tblStylePr>
   </w:style>
-  <w:style w:type="table" w:styleId="13">
+  <w:style w:type="table" w:styleId="707">
     <w:name w:val="Table Grid Light"/>
-    <w:basedOn w:val="11"/>
+    <w:basedOn w:val="705"/>
     <w:uiPriority w:val="59"/>
     <w:pPr>
       <w:pBdr/>
@@ -10595,9 +10591,9 @@
       </w:tcPr>
     </w:tblStylePr>
   </w:style>
-  <w:style w:type="table" w:styleId="14">
+  <w:style w:type="table" w:styleId="708">
     <w:name w:val="Plain Table 1"/>
-    <w:basedOn w:val="11"/>
+    <w:basedOn w:val="705"/>
     <w:uiPriority w:val="59"/>
     <w:pPr>
       <w:pBdr/>
@@ -10820,9 +10816,9 @@
       </w:tcPr>
     </w:tblStylePr>
   </w:style>
-  <w:style w:type="table" w:styleId="15">
+  <w:style w:type="table" w:styleId="709">
     <w:name w:val="Plain Table 2"/>
-    <w:basedOn w:val="11"/>
+    <w:basedOn w:val="705"/>
     <w:uiPriority w:val="59"/>
     <w:pPr>
       <w:pBdr/>
@@ -11053,9 +11049,9 @@
       </w:tcPr>
     </w:tblStylePr>
   </w:style>
-  <w:style w:type="table" w:styleId="16">
+  <w:style w:type="table" w:styleId="710">
     <w:name w:val="Plain Table 3"/>
-    <w:basedOn w:val="11"/>
+    <w:basedOn w:val="705"/>
     <w:uiPriority w:val="99"/>
     <w:pPr>
       <w:pBdr/>
@@ -11283,9 +11279,9 @@
       </w:tcPr>
     </w:tblStylePr>
   </w:style>
-  <w:style w:type="table" w:styleId="17">
+  <w:style w:type="table" w:styleId="711">
     <w:name w:val="Plain Table 4"/>
-    <w:basedOn w:val="11"/>
+    <w:basedOn w:val="705"/>
     <w:uiPriority w:val="99"/>
     <w:pPr>
       <w:pBdr/>
@@ -11499,9 +11495,9 @@
       </w:tcPr>
     </w:tblStylePr>
   </w:style>
-  <w:style w:type="table" w:styleId="18">
+  <w:style w:type="table" w:styleId="712">
     <w:name w:val="Plain Table 5"/>
-    <w:basedOn w:val="11"/>
+    <w:basedOn w:val="705"/>
     <w:uiPriority w:val="99"/>
     <w:pPr>
       <w:pBdr/>
@@ -11732,9 +11728,9 @@
       </w:tcPr>
     </w:tblStylePr>
   </w:style>
-  <w:style w:type="table" w:styleId="19">
+  <w:style w:type="table" w:styleId="713">
     <w:name w:val="Grid Table 1 Light"/>
-    <w:basedOn w:val="11"/>
+    <w:basedOn w:val="705"/>
     <w:uiPriority w:val="99"/>
     <w:pPr>
       <w:pBdr/>
@@ -11955,9 +11951,9 @@
       </w:tcPr>
     </w:tblStylePr>
   </w:style>
-  <w:style w:type="table" w:styleId="20">
+  <w:style w:type="table" w:styleId="714">
     <w:name w:val="Grid Table 1 Light - Accent 1"/>
-    <w:basedOn w:val="11"/>
+    <w:basedOn w:val="705"/>
     <w:uiPriority w:val="99"/>
     <w:pPr>
       <w:pBdr/>
@@ -12178,9 +12174,9 @@
       </w:tcPr>
     </w:tblStylePr>
   </w:style>
-  <w:style w:type="table" w:styleId="21">
+  <w:style w:type="table" w:styleId="715">
     <w:name w:val="Grid Table 1 Light - Accent 2"/>
-    <w:basedOn w:val="11"/>
+    <w:basedOn w:val="705"/>
     <w:uiPriority w:val="99"/>
     <w:pPr>
       <w:pBdr/>
@@ -12401,9 +12397,9 @@
       </w:tcPr>
     </w:tblStylePr>
   </w:style>
-  <w:style w:type="table" w:styleId="22">
+  <w:style w:type="table" w:styleId="716">
     <w:name w:val="Grid Table 1 Light - Accent 3"/>
-    <w:basedOn w:val="11"/>
+    <w:basedOn w:val="705"/>
     <w:uiPriority w:val="99"/>
     <w:pPr>
       <w:pBdr/>
@@ -12624,9 +12620,9 @@
       </w:tcPr>
     </w:tblStylePr>
   </w:style>
-  <w:style w:type="table" w:styleId="23">
+  <w:style w:type="table" w:styleId="717">
     <w:name w:val="Grid Table 1 Light - Accent 4"/>
-    <w:basedOn w:val="11"/>
+    <w:basedOn w:val="705"/>
     <w:uiPriority w:val="99"/>
     <w:pPr>
       <w:pBdr/>
@@ -12847,9 +12843,9 @@
       </w:tcPr>
     </w:tblStylePr>
   </w:style>
-  <w:style w:type="table" w:styleId="24">
+  <w:style w:type="table" w:styleId="718">
     <w:name w:val="Grid Table 1 Light - Accent 5"/>
-    <w:basedOn w:val="11"/>
+    <w:basedOn w:val="705"/>
     <w:uiPriority w:val="99"/>
     <w:pPr>
       <w:pBdr/>
@@ -13070,9 +13066,9 @@
       </w:tcPr>
     </w:tblStylePr>
   </w:style>
-  <w:style w:type="table" w:styleId="25">
+  <w:style w:type="table" w:styleId="719">
     <w:name w:val="Grid Table 1 Light - Accent 6"/>
-    <w:basedOn w:val="11"/>
+    <w:basedOn w:val="705"/>
     <w:uiPriority w:val="99"/>
     <w:pPr>
       <w:pBdr/>
@@ -13293,9 +13289,9 @@
       </w:tcPr>
     </w:tblStylePr>
   </w:style>
-  <w:style w:type="table" w:styleId="26">
+  <w:style w:type="table" w:styleId="720">
     <w:name w:val="Grid Table 2"/>
-    <w:basedOn w:val="11"/>
+    <w:basedOn w:val="705"/>
     <w:uiPriority w:val="99"/>
     <w:pPr>
       <w:pBdr/>
@@ -13525,9 +13521,9 @@
       </w:tcPr>
     </w:tblStylePr>
   </w:style>
-  <w:style w:type="table" w:styleId="27">
+  <w:style w:type="table" w:styleId="721">
     <w:name w:val="Grid Table 2 - Accent 1"/>
-    <w:basedOn w:val="11"/>
+    <w:basedOn w:val="705"/>
     <w:uiPriority w:val="99"/>
     <w:pPr>
       <w:pBdr/>
@@ -13757,9 +13753,9 @@
       </w:tcPr>
     </w:tblStylePr>
   </w:style>
-  <w:style w:type="table" w:styleId="28">
+  <w:style w:type="table" w:styleId="722">
     <w:name w:val="Grid Table 2 - Accent 2"/>
-    <w:basedOn w:val="11"/>
+    <w:basedOn w:val="705"/>
     <w:uiPriority w:val="99"/>
     <w:pPr>
       <w:pBdr/>
@@ -13989,9 +13985,9 @@
       </w:tcPr>
     </w:tblStylePr>
   </w:style>
-  <w:style w:type="table" w:styleId="29">
+  <w:style w:type="table" w:styleId="723">
     <w:name w:val="Grid Table 2 - Accent 3"/>
-    <w:basedOn w:val="11"/>
+    <w:basedOn w:val="705"/>
     <w:uiPriority w:val="99"/>
     <w:pPr>
       <w:pBdr/>
@@ -14221,9 +14217,9 @@
       </w:tcPr>
     </w:tblStylePr>
   </w:style>
-  <w:style w:type="table" w:styleId="30">
+  <w:style w:type="table" w:styleId="724">
     <w:name w:val="Grid Table 2 - Accent 4"/>
-    <w:basedOn w:val="11"/>
+    <w:basedOn w:val="705"/>
     <w:uiPriority w:val="99"/>
     <w:pPr>
       <w:pBdr/>
@@ -14453,9 +14449,9 @@
       </w:tcPr>
     </w:tblStylePr>
   </w:style>
-  <w:style w:type="table" w:styleId="31">
+  <w:style w:type="table" w:styleId="725">
     <w:name w:val="Grid Table 2 - Accent 5"/>
-    <w:basedOn w:val="11"/>
+    <w:basedOn w:val="705"/>
     <w:uiPriority w:val="99"/>
     <w:pPr>
       <w:pBdr/>
@@ -14685,9 +14681,9 @@
       </w:tcPr>
     </w:tblStylePr>
   </w:style>
-  <w:style w:type="table" w:styleId="32">
+  <w:style w:type="table" w:styleId="726">
     <w:name w:val="Grid Table 2 - Accent 6"/>
-    <w:basedOn w:val="11"/>
+    <w:basedOn w:val="705"/>
     <w:uiPriority w:val="99"/>
     <w:pPr>
       <w:pBdr/>
@@ -14917,9 +14913,9 @@
       </w:tcPr>
     </w:tblStylePr>
   </w:style>
-  <w:style w:type="table" w:styleId="33">
+  <w:style w:type="table" w:styleId="727">
     <w:name w:val="Grid Table 3"/>
-    <w:basedOn w:val="11"/>
+    <w:basedOn w:val="705"/>
     <w:uiPriority w:val="99"/>
     <w:pPr>
       <w:pBdr/>
@@ -15018,29 +15014,6 @@
         <w:tblBorders/>
       </w:tblPr>
       <w:tcPr>
-        <w:shd w:color="ffffff"/>
-        <w:tcBorders>
-          <w:top w:val="none" w:color="000000" w:sz="4" w:space="0"/>
-          <w:left w:val="none" w:color="000000" w:sz="4" w:space="0"/>
-          <w:bottom w:val="none" w:color="000000" w:sz="4" w:space="0"/>
-          <w:right w:val="none" w:color="000000" w:sz="4" w:space="0"/>
-        </w:tcBorders>
-      </w:tcPr>
-    </w:tblStylePr>
-    <w:tblStylePr w:type="firstRow">
-      <w:rPr>
-        <w:b/>
-        <w:color w:val="404040"/>
-      </w:rPr>
-      <w:pPr>
-        <w:pBdr/>
-        <w:spacing/>
-        <w:ind/>
-      </w:pPr>
-      <w:tblPr>
-        <w:tblBorders/>
-      </w:tblPr>
-      <w:tcPr>
         <w:shd w:val="clear" w:color="ffffff"/>
         <w:tcBorders>
           <w:top w:val="none" w:color="000000" w:sz="4" w:space="0"/>
@@ -15050,30 +15023,7 @@
         </w:tcBorders>
       </w:tcPr>
     </w:tblStylePr>
-    <w:tblStylePr w:type="lastCol">
-      <w:rPr>
-        <w:i/>
-        <w:color w:val="404040"/>
-      </w:rPr>
-      <w:pPr>
-        <w:pBdr/>
-        <w:spacing/>
-        <w:ind/>
-      </w:pPr>
-      <w:tblPr>
-        <w:tblBorders/>
-      </w:tblPr>
-      <w:tcPr>
-        <w:shd w:color="ffffff"/>
-        <w:tcBorders>
-          <w:top w:val="none" w:color="000000" w:sz="4" w:space="0"/>
-          <w:left w:val="none" w:color="000000" w:sz="4" w:space="0"/>
-          <w:bottom w:val="none" w:color="000000" w:sz="4" w:space="0"/>
-          <w:right w:val="none" w:color="000000" w:sz="4" w:space="0"/>
-        </w:tcBorders>
-      </w:tcPr>
-    </w:tblStylePr>
-    <w:tblStylePr w:type="lastRow">
+    <w:tblStylePr w:type="firstRow">
       <w:rPr>
         <w:b/>
         <w:color w:val="404040"/>
@@ -15096,6 +15046,52 @@
         </w:tcBorders>
       </w:tcPr>
     </w:tblStylePr>
+    <w:tblStylePr w:type="lastCol">
+      <w:rPr>
+        <w:i/>
+        <w:color w:val="404040"/>
+      </w:rPr>
+      <w:pPr>
+        <w:pBdr/>
+        <w:spacing/>
+        <w:ind/>
+      </w:pPr>
+      <w:tblPr>
+        <w:tblBorders/>
+      </w:tblPr>
+      <w:tcPr>
+        <w:shd w:val="clear" w:color="ffffff"/>
+        <w:tcBorders>
+          <w:top w:val="none" w:color="000000" w:sz="4" w:space="0"/>
+          <w:left w:val="none" w:color="000000" w:sz="4" w:space="0"/>
+          <w:bottom w:val="none" w:color="000000" w:sz="4" w:space="0"/>
+          <w:right w:val="none" w:color="000000" w:sz="4" w:space="0"/>
+        </w:tcBorders>
+      </w:tcPr>
+    </w:tblStylePr>
+    <w:tblStylePr w:type="lastRow">
+      <w:rPr>
+        <w:b/>
+        <w:color w:val="404040"/>
+      </w:rPr>
+      <w:pPr>
+        <w:pBdr/>
+        <w:spacing/>
+        <w:ind/>
+      </w:pPr>
+      <w:tblPr>
+        <w:tblBorders/>
+      </w:tblPr>
+      <w:tcPr>
+        <w:shd w:val="clear" w:color="ffffff"/>
+        <w:tcBorders>
+          <w:top w:val="none" w:color="000000" w:sz="4" w:space="0"/>
+          <w:left w:val="none" w:color="000000" w:sz="4" w:space="0"/>
+          <w:bottom w:val="none" w:color="000000" w:sz="4" w:space="0"/>
+          <w:right w:val="none" w:color="000000" w:sz="4" w:space="0"/>
+        </w:tcBorders>
+      </w:tcPr>
+    </w:tblStylePr>
     <w:tblStylePr w:type="nwCell">
       <w:pPr>
         <w:pBdr/>
@@ -15162,9 +15158,9 @@
       </w:tcPr>
     </w:tblStylePr>
   </w:style>
-  <w:style w:type="table" w:styleId="34">
+  <w:style w:type="table" w:styleId="728">
     <w:name w:val="Grid Table 3 - Accent 1"/>
-    <w:basedOn w:val="11"/>
+    <w:basedOn w:val="705"/>
     <w:uiPriority w:val="99"/>
     <w:pPr>
       <w:pBdr/>
@@ -15263,29 +15259,6 @@
         <w:tblBorders/>
       </w:tblPr>
       <w:tcPr>
-        <w:shd w:color="ffffff"/>
-        <w:tcBorders>
-          <w:top w:val="none" w:color="000000" w:sz="4" w:space="0"/>
-          <w:left w:val="none" w:color="000000" w:sz="4" w:space="0"/>
-          <w:bottom w:val="none" w:color="000000" w:sz="4" w:space="0"/>
-          <w:right w:val="none" w:color="000000" w:sz="4" w:space="0"/>
-        </w:tcBorders>
-      </w:tcPr>
-    </w:tblStylePr>
-    <w:tblStylePr w:type="firstRow">
-      <w:rPr>
-        <w:b/>
-        <w:color w:val="404040"/>
-      </w:rPr>
-      <w:pPr>
-        <w:pBdr/>
-        <w:spacing/>
-        <w:ind/>
-      </w:pPr>
-      <w:tblPr>
-        <w:tblBorders/>
-      </w:tblPr>
-      <w:tcPr>
         <w:shd w:val="clear" w:color="ffffff"/>
         <w:tcBorders>
           <w:top w:val="none" w:color="000000" w:sz="4" w:space="0"/>
@@ -15295,30 +15268,7 @@
         </w:tcBorders>
       </w:tcPr>
     </w:tblStylePr>
-    <w:tblStylePr w:type="lastCol">
-      <w:rPr>
-        <w:i/>
-        <w:color w:val="404040"/>
-      </w:rPr>
-      <w:pPr>
-        <w:pBdr/>
-        <w:spacing/>
-        <w:ind/>
-      </w:pPr>
-      <w:tblPr>
-        <w:tblBorders/>
-      </w:tblPr>
-      <w:tcPr>
-        <w:shd w:color="ffffff"/>
-        <w:tcBorders>
-          <w:top w:val="none" w:color="000000" w:sz="4" w:space="0"/>
-          <w:left w:val="none" w:color="000000" w:sz="4" w:space="0"/>
-          <w:bottom w:val="none" w:color="000000" w:sz="4" w:space="0"/>
-          <w:right w:val="none" w:color="000000" w:sz="4" w:space="0"/>
-        </w:tcBorders>
-      </w:tcPr>
-    </w:tblStylePr>
-    <w:tblStylePr w:type="lastRow">
+    <w:tblStylePr w:type="firstRow">
       <w:rPr>
         <w:b/>
         <w:color w:val="404040"/>
@@ -15341,6 +15291,52 @@
         </w:tcBorders>
       </w:tcPr>
     </w:tblStylePr>
+    <w:tblStylePr w:type="lastCol">
+      <w:rPr>
+        <w:i/>
+        <w:color w:val="404040"/>
+      </w:rPr>
+      <w:pPr>
+        <w:pBdr/>
+        <w:spacing/>
+        <w:ind/>
+      </w:pPr>
+      <w:tblPr>
+        <w:tblBorders/>
+      </w:tblPr>
+      <w:tcPr>
+        <w:shd w:val="clear" w:color="ffffff"/>
+        <w:tcBorders>
+          <w:top w:val="none" w:color="000000" w:sz="4" w:space="0"/>
+          <w:left w:val="none" w:color="000000" w:sz="4" w:space="0"/>
+          <w:bottom w:val="none" w:color="000000" w:sz="4" w:space="0"/>
+          <w:right w:val="none" w:color="000000" w:sz="4" w:space="0"/>
+        </w:tcBorders>
+      </w:tcPr>
+    </w:tblStylePr>
+    <w:tblStylePr w:type="lastRow">
+      <w:rPr>
+        <w:b/>
+        <w:color w:val="404040"/>
+      </w:rPr>
+      <w:pPr>
+        <w:pBdr/>
+        <w:spacing/>
+        <w:ind/>
+      </w:pPr>
+      <w:tblPr>
+        <w:tblBorders/>
+      </w:tblPr>
+      <w:tcPr>
+        <w:shd w:val="clear" w:color="ffffff"/>
+        <w:tcBorders>
+          <w:top w:val="none" w:color="000000" w:sz="4" w:space="0"/>
+          <w:left w:val="none" w:color="000000" w:sz="4" w:space="0"/>
+          <w:bottom w:val="none" w:color="000000" w:sz="4" w:space="0"/>
+          <w:right w:val="none" w:color="000000" w:sz="4" w:space="0"/>
+        </w:tcBorders>
+      </w:tcPr>
+    </w:tblStylePr>
     <w:tblStylePr w:type="nwCell">
       <w:pPr>
         <w:pBdr/>
@@ -15407,9 +15403,9 @@
       </w:tcPr>
     </w:tblStylePr>
   </w:style>
-  <w:style w:type="table" w:styleId="35">
+  <w:style w:type="table" w:styleId="729">
     <w:name w:val="Grid Table 3 - Accent 2"/>
-    <w:basedOn w:val="11"/>
+    <w:basedOn w:val="705"/>
     <w:uiPriority w:val="99"/>
     <w:pPr>
       <w:pBdr/>
@@ -15508,29 +15504,6 @@
         <w:tblBorders/>
       </w:tblPr>
       <w:tcPr>
-        <w:shd w:color="ffffff"/>
-        <w:tcBorders>
-          <w:top w:val="none" w:color="000000" w:sz="4" w:space="0"/>
-          <w:left w:val="none" w:color="000000" w:sz="4" w:space="0"/>
-          <w:bottom w:val="none" w:color="000000" w:sz="4" w:space="0"/>
-          <w:right w:val="none" w:color="000000" w:sz="4" w:space="0"/>
-        </w:tcBorders>
-      </w:tcPr>
-    </w:tblStylePr>
-    <w:tblStylePr w:type="firstRow">
-      <w:rPr>
-        <w:b/>
-        <w:color w:val="404040"/>
-      </w:rPr>
-      <w:pPr>
-        <w:pBdr/>
-        <w:spacing/>
-        <w:ind/>
-      </w:pPr>
-      <w:tblPr>
-        <w:tblBorders/>
-      </w:tblPr>
-      <w:tcPr>
         <w:shd w:val="clear" w:color="ffffff"/>
         <w:tcBorders>
           <w:top w:val="none" w:color="000000" w:sz="4" w:space="0"/>
@@ -15540,30 +15513,7 @@
         </w:tcBorders>
       </w:tcPr>
     </w:tblStylePr>
-    <w:tblStylePr w:type="lastCol">
-      <w:rPr>
-        <w:i/>
-        <w:color w:val="404040"/>
-      </w:rPr>
-      <w:pPr>
-        <w:pBdr/>
-        <w:spacing/>
-        <w:ind/>
-      </w:pPr>
-      <w:tblPr>
-        <w:tblBorders/>
-      </w:tblPr>
-      <w:tcPr>
-        <w:shd w:color="ffffff"/>
-        <w:tcBorders>
-          <w:top w:val="none" w:color="000000" w:sz="4" w:space="0"/>
-          <w:left w:val="none" w:color="000000" w:sz="4" w:space="0"/>
-          <w:bottom w:val="none" w:color="000000" w:sz="4" w:space="0"/>
-          <w:right w:val="none" w:color="000000" w:sz="4" w:space="0"/>
-        </w:tcBorders>
-      </w:tcPr>
-    </w:tblStylePr>
-    <w:tblStylePr w:type="lastRow">
+    <w:tblStylePr w:type="firstRow">
       <w:rPr>
         <w:b/>
         <w:color w:val="404040"/>
@@ -15586,6 +15536,52 @@
         </w:tcBorders>
       </w:tcPr>
     </w:tblStylePr>
+    <w:tblStylePr w:type="lastCol">
+      <w:rPr>
+        <w:i/>
+        <w:color w:val="404040"/>
+      </w:rPr>
+      <w:pPr>
+        <w:pBdr/>
+        <w:spacing/>
+        <w:ind/>
+      </w:pPr>
+      <w:tblPr>
+        <w:tblBorders/>
+      </w:tblPr>
+      <w:tcPr>
+        <w:shd w:val="clear" w:color="ffffff"/>
+        <w:tcBorders>
+          <w:top w:val="none" w:color="000000" w:sz="4" w:space="0"/>
+          <w:left w:val="none" w:color="000000" w:sz="4" w:space="0"/>
+          <w:bottom w:val="none" w:color="000000" w:sz="4" w:space="0"/>
+          <w:right w:val="none" w:color="000000" w:sz="4" w:space="0"/>
+        </w:tcBorders>
+      </w:tcPr>
+    </w:tblStylePr>
+    <w:tblStylePr w:type="lastRow">
+      <w:rPr>
+        <w:b/>
+        <w:color w:val="404040"/>
+      </w:rPr>
+      <w:pPr>
+        <w:pBdr/>
+        <w:spacing/>
+        <w:ind/>
+      </w:pPr>
+      <w:tblPr>
+        <w:tblBorders/>
+      </w:tblPr>
+      <w:tcPr>
+        <w:shd w:val="clear" w:color="ffffff"/>
+        <w:tcBorders>
+          <w:top w:val="none" w:color="000000" w:sz="4" w:space="0"/>
+          <w:left w:val="none" w:color="000000" w:sz="4" w:space="0"/>
+          <w:bottom w:val="none" w:color="000000" w:sz="4" w:space="0"/>
+          <w:right w:val="none" w:color="000000" w:sz="4" w:space="0"/>
+        </w:tcBorders>
+      </w:tcPr>
+    </w:tblStylePr>
     <w:tblStylePr w:type="nwCell">
       <w:pPr>
         <w:pBdr/>
@@ -15652,9 +15648,9 @@
       </w:tcPr>
     </w:tblStylePr>
   </w:style>
-  <w:style w:type="table" w:styleId="36">
+  <w:style w:type="table" w:styleId="730">
     <w:name w:val="Grid Table 3 - Accent 3"/>
-    <w:basedOn w:val="11"/>
+    <w:basedOn w:val="705"/>
     <w:uiPriority w:val="99"/>
     <w:pPr>
       <w:pBdr/>
@@ -15753,29 +15749,6 @@
         <w:tblBorders/>
       </w:tblPr>
       <w:tcPr>
-        <w:shd w:color="ffffff"/>
-        <w:tcBorders>
-          <w:top w:val="none" w:color="000000" w:sz="4" w:space="0"/>
-          <w:left w:val="none" w:color="000000" w:sz="4" w:space="0"/>
-          <w:bottom w:val="none" w:color="000000" w:sz="4" w:space="0"/>
-          <w:right w:val="none" w:color="000000" w:sz="4" w:space="0"/>
-        </w:tcBorders>
-      </w:tcPr>
-    </w:tblStylePr>
-    <w:tblStylePr w:type="firstRow">
-      <w:rPr>
-        <w:b/>
-        <w:color w:val="404040"/>
-      </w:rPr>
-      <w:pPr>
-        <w:pBdr/>
-        <w:spacing/>
-        <w:ind/>
-      </w:pPr>
-      <w:tblPr>
-        <w:tblBorders/>
-      </w:tblPr>
-      <w:tcPr>
         <w:shd w:val="clear" w:color="ffffff"/>
         <w:tcBorders>
           <w:top w:val="none" w:color="000000" w:sz="4" w:space="0"/>
@@ -15785,30 +15758,7 @@
         </w:tcBorders>
       </w:tcPr>
     </w:tblStylePr>
-    <w:tblStylePr w:type="lastCol">
-      <w:rPr>
-        <w:i/>
-        <w:color w:val="404040"/>
-      </w:rPr>
-      <w:pPr>
-        <w:pBdr/>
-        <w:spacing/>
-        <w:ind/>
-      </w:pPr>
-      <w:tblPr>
-        <w:tblBorders/>
-      </w:tblPr>
-      <w:tcPr>
-        <w:shd w:color="ffffff"/>
-        <w:tcBorders>
-          <w:top w:val="none" w:color="000000" w:sz="4" w:space="0"/>
-          <w:left w:val="none" w:color="000000" w:sz="4" w:space="0"/>
-          <w:bottom w:val="none" w:color="000000" w:sz="4" w:space="0"/>
-          <w:right w:val="none" w:color="000000" w:sz="4" w:space="0"/>
-        </w:tcBorders>
-      </w:tcPr>
-    </w:tblStylePr>
-    <w:tblStylePr w:type="lastRow">
+    <w:tblStylePr w:type="firstRow">
       <w:rPr>
         <w:b/>
         <w:color w:val="404040"/>
@@ -15831,6 +15781,52 @@
         </w:tcBorders>
       </w:tcPr>
     </w:tblStylePr>
+    <w:tblStylePr w:type="lastCol">
+      <w:rPr>
+        <w:i/>
+        <w:color w:val="404040"/>
+      </w:rPr>
+      <w:pPr>
+        <w:pBdr/>
+        <w:spacing/>
+        <w:ind/>
+      </w:pPr>
+      <w:tblPr>
+        <w:tblBorders/>
+      </w:tblPr>
+      <w:tcPr>
+        <w:shd w:val="clear" w:color="ffffff"/>
+        <w:tcBorders>
+          <w:top w:val="none" w:color="000000" w:sz="4" w:space="0"/>
+          <w:left w:val="none" w:color="000000" w:sz="4" w:space="0"/>
+          <w:bottom w:val="none" w:color="000000" w:sz="4" w:space="0"/>
+          <w:right w:val="none" w:color="000000" w:sz="4" w:space="0"/>
+        </w:tcBorders>
+      </w:tcPr>
+    </w:tblStylePr>
+    <w:tblStylePr w:type="lastRow">
+      <w:rPr>
+        <w:b/>
+        <w:color w:val="404040"/>
+      </w:rPr>
+      <w:pPr>
+        <w:pBdr/>
+        <w:spacing/>
+        <w:ind/>
+      </w:pPr>
+      <w:tblPr>
+        <w:tblBorders/>
+      </w:tblPr>
+      <w:tcPr>
+        <w:shd w:val="clear" w:color="ffffff"/>
+        <w:tcBorders>
+          <w:top w:val="none" w:color="000000" w:sz="4" w:space="0"/>
+          <w:left w:val="none" w:color="000000" w:sz="4" w:space="0"/>
+          <w:bottom w:val="none" w:color="000000" w:sz="4" w:space="0"/>
+          <w:right w:val="none" w:color="000000" w:sz="4" w:space="0"/>
+        </w:tcBorders>
+      </w:tcPr>
+    </w:tblStylePr>
     <w:tblStylePr w:type="nwCell">
       <w:pPr>
         <w:pBdr/>
@@ -15897,9 +15893,9 @@
       </w:tcPr>
     </w:tblStylePr>
   </w:style>
-  <w:style w:type="table" w:styleId="37">
+  <w:style w:type="table" w:styleId="731">
     <w:name w:val="Grid Table 3 - Accent 4"/>
-    <w:basedOn w:val="11"/>
+    <w:basedOn w:val="705"/>
     <w:uiPriority w:val="99"/>
     <w:pPr>
       <w:pBdr/>
@@ -15998,29 +15994,6 @@
         <w:tblBorders/>
       </w:tblPr>
       <w:tcPr>
-        <w:shd w:color="ffffff"/>
-        <w:tcBorders>
-          <w:top w:val="none" w:color="000000" w:sz="4" w:space="0"/>
-          <w:left w:val="none" w:color="000000" w:sz="4" w:space="0"/>
-          <w:bottom w:val="none" w:color="000000" w:sz="4" w:space="0"/>
-          <w:right w:val="none" w:color="000000" w:sz="4" w:space="0"/>
-        </w:tcBorders>
-      </w:tcPr>
-    </w:tblStylePr>
-    <w:tblStylePr w:type="firstRow">
-      <w:rPr>
-        <w:b/>
-        <w:color w:val="404040"/>
-      </w:rPr>
-      <w:pPr>
-        <w:pBdr/>
-        <w:spacing/>
-        <w:ind/>
-      </w:pPr>
-      <w:tblPr>
-        <w:tblBorders/>
-      </w:tblPr>
-      <w:tcPr>
         <w:shd w:val="clear" w:color="ffffff"/>
         <w:tcBorders>
           <w:top w:val="none" w:color="000000" w:sz="4" w:space="0"/>
@@ -16030,30 +16003,7 @@
         </w:tcBorders>
       </w:tcPr>
     </w:tblStylePr>
-    <w:tblStylePr w:type="lastCol">
-      <w:rPr>
-        <w:i/>
-        <w:color w:val="404040"/>
-      </w:rPr>
-      <w:pPr>
-        <w:pBdr/>
-        <w:spacing/>
-        <w:ind/>
-      </w:pPr>
-      <w:tblPr>
-        <w:tblBorders/>
-      </w:tblPr>
-      <w:tcPr>
-        <w:shd w:color="ffffff"/>
-        <w:tcBorders>
-          <w:top w:val="none" w:color="000000" w:sz="4" w:space="0"/>
-          <w:left w:val="none" w:color="000000" w:sz="4" w:space="0"/>
-          <w:bottom w:val="none" w:color="000000" w:sz="4" w:space="0"/>
-          <w:right w:val="none" w:color="000000" w:sz="4" w:space="0"/>
-        </w:tcBorders>
-      </w:tcPr>
-    </w:tblStylePr>
-    <w:tblStylePr w:type="lastRow">
+    <w:tblStylePr w:type="firstRow">
       <w:rPr>
         <w:b/>
         <w:color w:val="404040"/>
@@ -16076,6 +16026,52 @@
         </w:tcBorders>
       </w:tcPr>
     </w:tblStylePr>
+    <w:tblStylePr w:type="lastCol">
+      <w:rPr>
+        <w:i/>
+        <w:color w:val="404040"/>
+      </w:rPr>
+      <w:pPr>
+        <w:pBdr/>
+        <w:spacing/>
+        <w:ind/>
+      </w:pPr>
+      <w:tblPr>
+        <w:tblBorders/>
+      </w:tblPr>
+      <w:tcPr>
+        <w:shd w:val="clear" w:color="ffffff"/>
+        <w:tcBorders>
+          <w:top w:val="none" w:color="000000" w:sz="4" w:space="0"/>
+          <w:left w:val="none" w:color="000000" w:sz="4" w:space="0"/>
+          <w:bottom w:val="none" w:color="000000" w:sz="4" w:space="0"/>
+          <w:right w:val="none" w:color="000000" w:sz="4" w:space="0"/>
+        </w:tcBorders>
+      </w:tcPr>
+    </w:tblStylePr>
+    <w:tblStylePr w:type="lastRow">
+      <w:rPr>
+        <w:b/>
+        <w:color w:val="404040"/>
+      </w:rPr>
+      <w:pPr>
+        <w:pBdr/>
+        <w:spacing/>
+        <w:ind/>
+      </w:pPr>
+      <w:tblPr>
+        <w:tblBorders/>
+      </w:tblPr>
+      <w:tcPr>
+        <w:shd w:val="clear" w:color="ffffff"/>
+        <w:tcBorders>
+          <w:top w:val="none" w:color="000000" w:sz="4" w:space="0"/>
+          <w:left w:val="none" w:color="000000" w:sz="4" w:space="0"/>
+          <w:bottom w:val="none" w:color="000000" w:sz="4" w:space="0"/>
+          <w:right w:val="none" w:color="000000" w:sz="4" w:space="0"/>
+        </w:tcBorders>
+      </w:tcPr>
+    </w:tblStylePr>
     <w:tblStylePr w:type="nwCell">
       <w:pPr>
         <w:pBdr/>
@@ -16142,9 +16138,9 @@
       </w:tcPr>
     </w:tblStylePr>
   </w:style>
-  <w:style w:type="table" w:styleId="38">
+  <w:style w:type="table" w:styleId="732">
     <w:name w:val="Grid Table 3 - Accent 5"/>
-    <w:basedOn w:val="11"/>
+    <w:basedOn w:val="705"/>
     <w:uiPriority w:val="99"/>
     <w:pPr>
       <w:pBdr/>
@@ -16243,29 +16239,6 @@
         <w:tblBorders/>
       </w:tblPr>
       <w:tcPr>
-        <w:shd w:color="ffffff"/>
-        <w:tcBorders>
-          <w:top w:val="none" w:color="000000" w:sz="4" w:space="0"/>
-          <w:left w:val="none" w:color="000000" w:sz="4" w:space="0"/>
-          <w:bottom w:val="none" w:color="000000" w:sz="4" w:space="0"/>
-          <w:right w:val="none" w:color="000000" w:sz="4" w:space="0"/>
-        </w:tcBorders>
-      </w:tcPr>
-    </w:tblStylePr>
-    <w:tblStylePr w:type="firstRow">
-      <w:rPr>
-        <w:b/>
-        <w:color w:val="404040"/>
-      </w:rPr>
-      <w:pPr>
-        <w:pBdr/>
-        <w:spacing/>
-        <w:ind/>
-      </w:pPr>
-      <w:tblPr>
-        <w:tblBorders/>
-      </w:tblPr>
-      <w:tcPr>
         <w:shd w:val="clear" w:color="ffffff"/>
         <w:tcBorders>
           <w:top w:val="none" w:color="000000" w:sz="4" w:space="0"/>
@@ -16275,30 +16248,7 @@
         </w:tcBorders>
       </w:tcPr>
     </w:tblStylePr>
-    <w:tblStylePr w:type="lastCol">
-      <w:rPr>
-        <w:i/>
-        <w:color w:val="404040"/>
-      </w:rPr>
-      <w:pPr>
-        <w:pBdr/>
-        <w:spacing/>
-        <w:ind/>
-      </w:pPr>
-      <w:tblPr>
-        <w:tblBorders/>
-      </w:tblPr>
-      <w:tcPr>
-        <w:shd w:color="ffffff"/>
-        <w:tcBorders>
-          <w:top w:val="none" w:color="000000" w:sz="4" w:space="0"/>
-          <w:left w:val="none" w:color="000000" w:sz="4" w:space="0"/>
-          <w:bottom w:val="none" w:color="000000" w:sz="4" w:space="0"/>
-          <w:right w:val="none" w:color="000000" w:sz="4" w:space="0"/>
-        </w:tcBorders>
-      </w:tcPr>
-    </w:tblStylePr>
-    <w:tblStylePr w:type="lastRow">
+    <w:tblStylePr w:type="firstRow">
       <w:rPr>
         <w:b/>
         <w:color w:val="404040"/>
@@ -16321,6 +16271,52 @@
         </w:tcBorders>
       </w:tcPr>
     </w:tblStylePr>
+    <w:tblStylePr w:type="lastCol">
+      <w:rPr>
+        <w:i/>
+        <w:color w:val="404040"/>
+      </w:rPr>
+      <w:pPr>
+        <w:pBdr/>
+        <w:spacing/>
+        <w:ind/>
+      </w:pPr>
+      <w:tblPr>
+        <w:tblBorders/>
+      </w:tblPr>
+      <w:tcPr>
+        <w:shd w:val="clear" w:color="ffffff"/>
+        <w:tcBorders>
+          <w:top w:val="none" w:color="000000" w:sz="4" w:space="0"/>
+          <w:left w:val="none" w:color="000000" w:sz="4" w:space="0"/>
+          <w:bottom w:val="none" w:color="000000" w:sz="4" w:space="0"/>
+          <w:right w:val="none" w:color="000000" w:sz="4" w:space="0"/>
+        </w:tcBorders>
+      </w:tcPr>
+    </w:tblStylePr>
+    <w:tblStylePr w:type="lastRow">
+      <w:rPr>
+        <w:b/>
+        <w:color w:val="404040"/>
+      </w:rPr>
+      <w:pPr>
+        <w:pBdr/>
+        <w:spacing/>
+        <w:ind/>
+      </w:pPr>
+      <w:tblPr>
+        <w:tblBorders/>
+      </w:tblPr>
+      <w:tcPr>
+        <w:shd w:val="clear" w:color="ffffff"/>
+        <w:tcBorders>
+          <w:top w:val="none" w:color="000000" w:sz="4" w:space="0"/>
+          <w:left w:val="none" w:color="000000" w:sz="4" w:space="0"/>
+          <w:bottom w:val="none" w:color="000000" w:sz="4" w:space="0"/>
+          <w:right w:val="none" w:color="000000" w:sz="4" w:space="0"/>
+        </w:tcBorders>
+      </w:tcPr>
+    </w:tblStylePr>
     <w:tblStylePr w:type="nwCell">
       <w:pPr>
         <w:pBdr/>
@@ -16387,9 +16383,9 @@
       </w:tcPr>
     </w:tblStylePr>
   </w:style>
-  <w:style w:type="table" w:styleId="39">
+  <w:style w:type="table" w:styleId="733">
     <w:name w:val="Grid Table 3 - Accent 6"/>
-    <w:basedOn w:val="11"/>
+    <w:basedOn w:val="705"/>
     <w:uiPriority w:val="99"/>
     <w:pPr>
       <w:pBdr/>
@@ -16488,29 +16484,6 @@
         <w:tblBorders/>
       </w:tblPr>
       <w:tcPr>
-        <w:shd w:color="ffffff"/>
-        <w:tcBorders>
-          <w:top w:val="none" w:color="000000" w:sz="4" w:space="0"/>
-          <w:left w:val="none" w:color="000000" w:sz="4" w:space="0"/>
-          <w:bottom w:val="none" w:color="000000" w:sz="4" w:space="0"/>
-          <w:right w:val="none" w:color="000000" w:sz="4" w:space="0"/>
-        </w:tcBorders>
-      </w:tcPr>
-    </w:tblStylePr>
-    <w:tblStylePr w:type="firstRow">
-      <w:rPr>
-        <w:b/>
-        <w:color w:val="404040"/>
-      </w:rPr>
-      <w:pPr>
-        <w:pBdr/>
-        <w:spacing/>
-        <w:ind/>
-      </w:pPr>
-      <w:tblPr>
-        <w:tblBorders/>
-      </w:tblPr>
-      <w:tcPr>
         <w:shd w:val="clear" w:color="ffffff"/>
         <w:tcBorders>
           <w:top w:val="none" w:color="000000" w:sz="4" w:space="0"/>
@@ -16520,30 +16493,7 @@
         </w:tcBorders>
       </w:tcPr>
     </w:tblStylePr>
-    <w:tblStylePr w:type="lastCol">
-      <w:rPr>
-        <w:i/>
-        <w:color w:val="404040"/>
-      </w:rPr>
-      <w:pPr>
-        <w:pBdr/>
-        <w:spacing/>
-        <w:ind/>
-      </w:pPr>
-      <w:tblPr>
-        <w:tblBorders/>
-      </w:tblPr>
-      <w:tcPr>
-        <w:shd w:color="ffffff"/>
-        <w:tcBorders>
-          <w:top w:val="none" w:color="000000" w:sz="4" w:space="0"/>
-          <w:left w:val="none" w:color="000000" w:sz="4" w:space="0"/>
-          <w:bottom w:val="none" w:color="000000" w:sz="4" w:space="0"/>
-          <w:right w:val="none" w:color="000000" w:sz="4" w:space="0"/>
-        </w:tcBorders>
-      </w:tcPr>
-    </w:tblStylePr>
-    <w:tblStylePr w:type="lastRow">
+    <w:tblStylePr w:type="firstRow">
       <w:rPr>
         <w:b/>
         <w:color w:val="404040"/>
@@ -16566,6 +16516,52 @@
         </w:tcBorders>
       </w:tcPr>
     </w:tblStylePr>
+    <w:tblStylePr w:type="lastCol">
+      <w:rPr>
+        <w:i/>
+        <w:color w:val="404040"/>
+      </w:rPr>
+      <w:pPr>
+        <w:pBdr/>
+        <w:spacing/>
+        <w:ind/>
+      </w:pPr>
+      <w:tblPr>
+        <w:tblBorders/>
+      </w:tblPr>
+      <w:tcPr>
+        <w:shd w:val="clear" w:color="ffffff"/>
+        <w:tcBorders>
+          <w:top w:val="none" w:color="000000" w:sz="4" w:space="0"/>
+          <w:left w:val="none" w:color="000000" w:sz="4" w:space="0"/>
+          <w:bottom w:val="none" w:color="000000" w:sz="4" w:space="0"/>
+          <w:right w:val="none" w:color="000000" w:sz="4" w:space="0"/>
+        </w:tcBorders>
+      </w:tcPr>
+    </w:tblStylePr>
+    <w:tblStylePr w:type="lastRow">
+      <w:rPr>
+        <w:b/>
+        <w:color w:val="404040"/>
+      </w:rPr>
+      <w:pPr>
+        <w:pBdr/>
+        <w:spacing/>
+        <w:ind/>
+      </w:pPr>
+      <w:tblPr>
+        <w:tblBorders/>
+      </w:tblPr>
+      <w:tcPr>
+        <w:shd w:val="clear" w:color="ffffff"/>
+        <w:tcBorders>
+          <w:top w:val="none" w:color="000000" w:sz="4" w:space="0"/>
+          <w:left w:val="none" w:color="000000" w:sz="4" w:space="0"/>
+          <w:bottom w:val="none" w:color="000000" w:sz="4" w:space="0"/>
+          <w:right w:val="none" w:color="000000" w:sz="4" w:space="0"/>
+        </w:tcBorders>
+      </w:tcPr>
+    </w:tblStylePr>
     <w:tblStylePr w:type="nwCell">
       <w:pPr>
         <w:pBdr/>
@@ -16632,9 +16628,9 @@
       </w:tcPr>
     </w:tblStylePr>
   </w:style>
-  <w:style w:type="table" w:styleId="40">
+  <w:style w:type="table" w:styleId="734">
     <w:name w:val="Grid Table 4"/>
-    <w:basedOn w:val="11"/>
+    <w:basedOn w:val="705"/>
     <w:uiPriority w:val="59"/>
     <w:pPr>
       <w:pBdr/>
@@ -16865,9 +16861,9 @@
       </w:tcPr>
     </w:tblStylePr>
   </w:style>
-  <w:style w:type="table" w:styleId="41">
+  <w:style w:type="table" w:styleId="735">
     <w:name w:val="Grid Table 4 - Accent 1"/>
-    <w:basedOn w:val="11"/>
+    <w:basedOn w:val="705"/>
     <w:uiPriority w:val="59"/>
     <w:pPr>
       <w:pBdr/>
@@ -17098,9 +17094,9 @@
       </w:tcPr>
     </w:tblStylePr>
   </w:style>
-  <w:style w:type="table" w:styleId="42">
+  <w:style w:type="table" w:styleId="736">
     <w:name w:val="Grid Table 4 - Accent 2"/>
-    <w:basedOn w:val="11"/>
+    <w:basedOn w:val="705"/>
     <w:uiPriority w:val="59"/>
     <w:pPr>
       <w:pBdr/>
@@ -17331,9 +17327,9 @@
       </w:tcPr>
     </w:tblStylePr>
   </w:style>
-  <w:style w:type="table" w:styleId="43">
+  <w:style w:type="table" w:styleId="737">
     <w:name w:val="Grid Table 4 - Accent 3"/>
-    <w:basedOn w:val="11"/>
+    <w:basedOn w:val="705"/>
     <w:uiPriority w:val="59"/>
     <w:pPr>
       <w:pBdr/>
@@ -17564,9 +17560,9 @@
       </w:tcPr>
     </w:tblStylePr>
   </w:style>
-  <w:style w:type="table" w:styleId="44">
+  <w:style w:type="table" w:styleId="738">
     <w:name w:val="Grid Table 4 - Accent 4"/>
-    <w:basedOn w:val="11"/>
+    <w:basedOn w:val="705"/>
     <w:uiPriority w:val="59"/>
     <w:pPr>
       <w:pBdr/>
@@ -17797,9 +17793,9 @@
       </w:tcPr>
     </w:tblStylePr>
   </w:style>
-  <w:style w:type="table" w:styleId="45">
+  <w:style w:type="table" w:styleId="739">
     <w:name w:val="Grid Table 4 - Accent 5"/>
-    <w:basedOn w:val="11"/>
+    <w:basedOn w:val="705"/>
     <w:uiPriority w:val="59"/>
     <w:pPr>
       <w:pBdr/>
@@ -18030,9 +18026,9 @@
       </w:tcPr>
     </w:tblStylePr>
   </w:style>
-  <w:style w:type="table" w:styleId="46">
+  <w:style w:type="table" w:styleId="740">
     <w:name w:val="Grid Table 4 - Accent 6"/>
-    <w:basedOn w:val="11"/>
+    <w:basedOn w:val="705"/>
     <w:uiPriority w:val="59"/>
     <w:pPr>
       <w:pBdr/>
@@ -18263,9 +18259,9 @@
       </w:tcPr>
     </w:tblStylePr>
   </w:style>
-  <w:style w:type="table" w:styleId="47">
+  <w:style w:type="table" w:styleId="741">
     <w:name w:val="Grid Table 5 Dark"/>
-    <w:basedOn w:val="11"/>
+    <w:basedOn w:val="705"/>
     <w:uiPriority w:val="99"/>
     <w:pPr>
       <w:pBdr/>
@@ -18491,9 +18487,9 @@
       </w:tcPr>
     </w:tblStylePr>
   </w:style>
-  <w:style w:type="table" w:styleId="48">
+  <w:style w:type="table" w:styleId="742">
     <w:name w:val="Grid Table 5 Dark- Accent 1"/>
-    <w:basedOn w:val="11"/>
+    <w:basedOn w:val="705"/>
     <w:uiPriority w:val="99"/>
     <w:pPr>
       <w:pBdr/>
@@ -18719,9 +18715,9 @@
       </w:tcPr>
     </w:tblStylePr>
   </w:style>
-  <w:style w:type="table" w:styleId="49">
+  <w:style w:type="table" w:styleId="743">
     <w:name w:val="Grid Table 5 Dark - Accent 2"/>
-    <w:basedOn w:val="11"/>
+    <w:basedOn w:val="705"/>
     <w:uiPriority w:val="99"/>
     <w:pPr>
       <w:pBdr/>
@@ -18947,9 +18943,9 @@
       </w:tcPr>
     </w:tblStylePr>
   </w:style>
-  <w:style w:type="table" w:styleId="50">
+  <w:style w:type="table" w:styleId="744">
     <w:name w:val="Grid Table 5 Dark - Accent 3"/>
-    <w:basedOn w:val="11"/>
+    <w:basedOn w:val="705"/>
     <w:uiPriority w:val="99"/>
     <w:pPr>
       <w:pBdr/>
@@ -19175,9 +19171,9 @@
       </w:tcPr>
     </w:tblStylePr>
   </w:style>
-  <w:style w:type="table" w:styleId="51">
+  <w:style w:type="table" w:styleId="745">
     <w:name w:val="Grid Table 5 Dark- Accent 4"/>
-    <w:basedOn w:val="11"/>
+    <w:basedOn w:val="705"/>
     <w:uiPriority w:val="99"/>
     <w:pPr>
       <w:pBdr/>
@@ -19403,9 +19399,9 @@
       </w:tcPr>
     </w:tblStylePr>
   </w:style>
-  <w:style w:type="table" w:styleId="52">
+  <w:style w:type="table" w:styleId="746">
     <w:name w:val="Grid Table 5 Dark - Accent 5"/>
-    <w:basedOn w:val="11"/>
+    <w:basedOn w:val="705"/>
     <w:uiPriority w:val="99"/>
     <w:pPr>
       <w:pBdr/>
@@ -19631,9 +19627,9 @@
       </w:tcPr>
     </w:tblStylePr>
   </w:style>
-  <w:style w:type="table" w:styleId="53">
+  <w:style w:type="table" w:styleId="747">
     <w:name w:val="Grid Table 5 Dark - Accent 6"/>
-    <w:basedOn w:val="11"/>
+    <w:basedOn w:val="705"/>
     <w:uiPriority w:val="99"/>
     <w:pPr>
       <w:pBdr/>
@@ -19859,9 +19855,9 @@
       </w:tcPr>
     </w:tblStylePr>
   </w:style>
-  <w:style w:type="table" w:styleId="54">
+  <w:style w:type="table" w:styleId="748">
     <w:name w:val="Grid Table 6 Colorful"/>
-    <w:basedOn w:val="11"/>
+    <w:basedOn w:val="705"/>
     <w:uiPriority w:val="99"/>
     <w:pPr>
       <w:pBdr/>
@@ -20089,9 +20085,9 @@
       </w:tcPr>
     </w:tblStylePr>
   </w:style>
-  <w:style w:type="table" w:styleId="55">
+  <w:style w:type="table" w:styleId="749">
     <w:name w:val="Grid Table 6 Colorful - Accent 1"/>
-    <w:basedOn w:val="11"/>
+    <w:basedOn w:val="705"/>
     <w:uiPriority w:val="99"/>
     <w:pPr>
       <w:pBdr/>
@@ -20319,9 +20315,9 @@
       </w:tcPr>
     </w:tblStylePr>
   </w:style>
-  <w:style w:type="table" w:styleId="56">
+  <w:style w:type="table" w:styleId="750">
     <w:name w:val="Grid Table 6 Colorful - Accent 2"/>
-    <w:basedOn w:val="11"/>
+    <w:basedOn w:val="705"/>
     <w:uiPriority w:val="99"/>
     <w:pPr>
       <w:pBdr/>
@@ -20549,9 +20545,9 @@
       </w:tcPr>
     </w:tblStylePr>
   </w:style>
-  <w:style w:type="table" w:styleId="57">
+  <w:style w:type="table" w:styleId="751">
     <w:name w:val="Grid Table 6 Colorful - Accent 3"/>
-    <w:basedOn w:val="11"/>
+    <w:basedOn w:val="705"/>
     <w:uiPriority w:val="99"/>
     <w:pPr>
       <w:pBdr/>
@@ -20779,9 +20775,9 @@
       </w:tcPr>
     </w:tblStylePr>
   </w:style>
-  <w:style w:type="table" w:styleId="58">
+  <w:style w:type="table" w:styleId="752">
     <w:name w:val="Grid Table 6 Colorful - Accent 4"/>
-    <w:basedOn w:val="11"/>
+    <w:basedOn w:val="705"/>
     <w:uiPriority w:val="99"/>
     <w:pPr>
       <w:pBdr/>
@@ -21009,9 +21005,9 @@
       </w:tcPr>
     </w:tblStylePr>
   </w:style>
-  <w:style w:type="table" w:styleId="59">
+  <w:style w:type="table" w:styleId="753">
     <w:name w:val="Grid Table 6 Colorful - Accent 5"/>
-    <w:basedOn w:val="11"/>
+    <w:basedOn w:val="705"/>
     <w:uiPriority w:val="99"/>
     <w:pPr>
       <w:pBdr/>
@@ -21239,9 +21235,9 @@
       </w:tcPr>
     </w:tblStylePr>
   </w:style>
-  <w:style w:type="table" w:styleId="60">
+  <w:style w:type="table" w:styleId="754">
     <w:name w:val="Grid Table 6 Colorful - Accent 6"/>
-    <w:basedOn w:val="11"/>
+    <w:basedOn w:val="705"/>
     <w:uiPriority w:val="99"/>
     <w:pPr>
       <w:pBdr/>
@@ -21469,9 +21465,9 @@
       </w:tcPr>
     </w:tblStylePr>
   </w:style>
-  <w:style w:type="table" w:styleId="61">
+  <w:style w:type="table" w:styleId="755">
     <w:name w:val="Grid Table 7 Colorful"/>
-    <w:basedOn w:val="11"/>
+    <w:basedOn w:val="705"/>
     <w:uiPriority w:val="99"/>
     <w:pPr>
       <w:pBdr/>
@@ -21573,11 +21569,11 @@
         <w:tblBorders/>
       </w:tblPr>
       <w:tcPr>
-        <w:shd w:color="ffffff"/>
+        <w:shd w:val="clear" w:color="ffffff"/>
         <w:tcBorders>
-          <w:top w:val="none"/>
-          <w:left w:val="none"/>
-          <w:bottom w:val="none"/>
+          <w:top w:val="none" w:color="000000" w:sz="4" w:space="0"/>
+          <w:left w:val="none" w:color="000000" w:sz="4" w:space="0"/>
+          <w:bottom w:val="none" w:color="000000" w:sz="4" w:space="0"/>
           <w:right w:val="single" w:color="000000" w:themeColor="text1" w:themeTint="80" w:sz="4" w:space="0"/>
         </w:tcBorders>
       </w:tcPr>
@@ -21600,10 +21596,10 @@
       <w:tcPr>
         <w:shd w:val="clear" w:color="ffffff" w:themeColor="light1" w:fill="ffffff" w:themeFill="light1"/>
         <w:tcBorders>
-          <w:top w:val="none"/>
-          <w:left w:val="none"/>
+          <w:top w:val="none" w:color="000000" w:sz="4" w:space="0"/>
+          <w:left w:val="none" w:color="000000" w:sz="4" w:space="0"/>
           <w:bottom w:val="single" w:color="000000" w:themeColor="text1" w:themeTint="80" w:sz="4" w:space="0"/>
-          <w:right w:val="none"/>
+          <w:right w:val="none" w:color="000000" w:sz="4" w:space="0"/>
         </w:tcBorders>
       </w:tcPr>
     </w:tblStylePr>
@@ -21623,12 +21619,12 @@
         <w:tblBorders/>
       </w:tblPr>
       <w:tcPr>
-        <w:shd w:color="ffffff"/>
+        <w:shd w:val="clear" w:color="ffffff"/>
         <w:tcBorders>
-          <w:top w:val="none"/>
+          <w:top w:val="none" w:color="000000" w:sz="4" w:space="0"/>
           <w:left w:val="single" w:color="000000" w:themeColor="text1" w:themeTint="80" w:sz="4" w:space="0"/>
-          <w:bottom w:val="none"/>
-          <w:right w:val="none"/>
+          <w:bottom w:val="none" w:color="000000" w:sz="4" w:space="0"/>
+          <w:right w:val="none" w:color="000000" w:sz="4" w:space="0"/>
         </w:tcBorders>
       </w:tcPr>
     </w:tblStylePr>
@@ -21651,9 +21647,9 @@
         <w:shd w:val="clear" w:color="ffffff" w:themeColor="light1" w:fill="ffffff" w:themeFill="light1"/>
         <w:tcBorders>
           <w:top w:val="single" w:color="000000" w:themeColor="text1" w:themeTint="80" w:sz="4" w:space="0"/>
-          <w:left w:val="none"/>
-          <w:bottom w:val="none"/>
-          <w:right w:val="none"/>
+          <w:left w:val="none" w:color="000000" w:sz="4" w:space="0"/>
+          <w:bottom w:val="none" w:color="000000" w:sz="4" w:space="0"/>
+          <w:right w:val="none" w:color="000000" w:sz="4" w:space="0"/>
         </w:tcBorders>
       </w:tcPr>
     </w:tblStylePr>
@@ -21723,9 +21719,9 @@
       </w:tcPr>
     </w:tblStylePr>
   </w:style>
-  <w:style w:type="table" w:styleId="62">
+  <w:style w:type="table" w:styleId="756">
     <w:name w:val="Grid Table 7 Colorful - Accent 1"/>
-    <w:basedOn w:val="11"/>
+    <w:basedOn w:val="705"/>
     <w:uiPriority w:val="99"/>
     <w:pPr>
       <w:pBdr/>
@@ -21827,11 +21823,11 @@
         <w:tblBorders/>
       </w:tblPr>
       <w:tcPr>
-        <w:shd w:color="ffffff"/>
+        <w:shd w:val="clear" w:color="ffffff"/>
         <w:tcBorders>
-          <w:top w:val="none"/>
-          <w:left w:val="none"/>
-          <w:bottom w:val="none"/>
+          <w:top w:val="none" w:color="000000" w:sz="4" w:space="0"/>
+          <w:left w:val="none" w:color="000000" w:sz="4" w:space="0"/>
+          <w:bottom w:val="none" w:color="000000" w:sz="4" w:space="0"/>
           <w:right w:val="single" w:color="000000" w:themeColor="accent1" w:themeTint="80" w:sz="4" w:space="0"/>
         </w:tcBorders>
       </w:tcPr>
@@ -21854,10 +21850,10 @@
       <w:tcPr>
         <w:shd w:val="clear" w:color="ffffff" w:themeColor="light1" w:fill="ffffff" w:themeFill="light1"/>
         <w:tcBorders>
-          <w:top w:val="none"/>
-          <w:left w:val="none"/>
+          <w:top w:val="none" w:color="000000" w:sz="4" w:space="0"/>
+          <w:left w:val="none" w:color="000000" w:sz="4" w:space="0"/>
           <w:bottom w:val="single" w:color="000000" w:themeColor="accent1" w:themeTint="80" w:sz="4" w:space="0"/>
-          <w:right w:val="none"/>
+          <w:right w:val="none" w:color="000000" w:sz="4" w:space="0"/>
         </w:tcBorders>
       </w:tcPr>
     </w:tblStylePr>
@@ -21877,12 +21873,12 @@
         <w:tblBorders/>
       </w:tblPr>
       <w:tcPr>
-        <w:shd w:color="ffffff"/>
+        <w:shd w:val="clear" w:color="ffffff"/>
         <w:tcBorders>
-          <w:top w:val="none"/>
+          <w:top w:val="none" w:color="000000" w:sz="4" w:space="0"/>
           <w:left w:val="single" w:color="000000" w:themeColor="accent1" w:themeTint="80" w:sz="4" w:space="0"/>
-          <w:bottom w:val="none"/>
-          <w:right w:val="none"/>
+          <w:bottom w:val="none" w:color="000000" w:sz="4" w:space="0"/>
+          <w:right w:val="none" w:color="000000" w:sz="4" w:space="0"/>
         </w:tcBorders>
       </w:tcPr>
     </w:tblStylePr>
@@ -21905,9 +21901,9 @@
         <w:shd w:val="clear" w:color="ffffff" w:themeColor="light1" w:fill="ffffff" w:themeFill="light1"/>
         <w:tcBorders>
           <w:top w:val="single" w:color="000000" w:themeColor="accent1" w:themeTint="80" w:sz="4" w:space="0"/>
-          <w:left w:val="none"/>
-          <w:bottom w:val="none"/>
-          <w:right w:val="none"/>
+          <w:left w:val="none" w:color="000000" w:sz="4" w:space="0"/>
+          <w:bottom w:val="none" w:color="000000" w:sz="4" w:space="0"/>
+          <w:right w:val="none" w:color="000000" w:sz="4" w:space="0"/>
         </w:tcBorders>
       </w:tcPr>
     </w:tblStylePr>
@@ -21977,9 +21973,9 @@
       </w:tcPr>
     </w:tblStylePr>
   </w:style>
-  <w:style w:type="table" w:styleId="63">
+  <w:style w:type="table" w:styleId="757">
     <w:name w:val="Grid Table 7 Colorful - Accent 2"/>
-    <w:basedOn w:val="11"/>
+    <w:basedOn w:val="705"/>
     <w:uiPriority w:val="99"/>
     <w:pPr>
       <w:pBdr/>
@@ -22081,11 +22077,11 @@
         <w:tblBorders/>
       </w:tblPr>
       <w:tcPr>
-        <w:shd w:color="ffffff"/>
+        <w:shd w:val="clear" w:color="ffffff"/>
         <w:tcBorders>
-          <w:top w:val="none"/>
-          <w:left w:val="none"/>
-          <w:bottom w:val="none"/>
+          <w:top w:val="none" w:color="000000" w:sz="4" w:space="0"/>
+          <w:left w:val="none" w:color="000000" w:sz="4" w:space="0"/>
+          <w:bottom w:val="none" w:color="000000" w:sz="4" w:space="0"/>
           <w:right w:val="single" w:color="000000" w:themeColor="accent2" w:themeTint="97" w:sz="4" w:space="0"/>
         </w:tcBorders>
       </w:tcPr>
@@ -22108,10 +22104,10 @@
       <w:tcPr>
         <w:shd w:val="clear" w:color="ffffff" w:themeColor="light1" w:fill="ffffff" w:themeFill="light1"/>
         <w:tcBorders>
-          <w:top w:val="none"/>
-          <w:left w:val="none"/>
+          <w:top w:val="none" w:color="000000" w:sz="4" w:space="0"/>
+          <w:left w:val="none" w:color="000000" w:sz="4" w:space="0"/>
           <w:bottom w:val="single" w:color="000000" w:themeColor="accent2" w:themeTint="97" w:sz="4" w:space="0"/>
-          <w:right w:val="none"/>
+          <w:right w:val="none" w:color="000000" w:sz="4" w:space="0"/>
         </w:tcBorders>
       </w:tcPr>
     </w:tblStylePr>
@@ -22131,12 +22127,12 @@
         <w:tblBorders/>
       </w:tblPr>
       <w:tcPr>
-        <w:shd w:color="ffffff"/>
+        <w:shd w:val="clear" w:color="ffffff"/>
         <w:tcBorders>
-          <w:top w:val="none"/>
+          <w:top w:val="none" w:color="000000" w:sz="4" w:space="0"/>
           <w:left w:val="single" w:color="000000" w:themeColor="accent2" w:themeTint="97" w:sz="4" w:space="0"/>
-          <w:bottom w:val="none"/>
-          <w:right w:val="none"/>
+          <w:bottom w:val="none" w:color="000000" w:sz="4" w:space="0"/>
+          <w:right w:val="none" w:color="000000" w:sz="4" w:space="0"/>
         </w:tcBorders>
       </w:tcPr>
     </w:tblStylePr>
@@ -22159,9 +22155,9 @@
         <w:shd w:val="clear" w:color="ffffff" w:themeColor="light1" w:fill="ffffff" w:themeFill="light1"/>
         <w:tcBorders>
           <w:top w:val="single" w:color="000000" w:themeColor="accent2" w:themeTint="97" w:sz="4" w:space="0"/>
-          <w:left w:val="none"/>
-          <w:bottom w:val="none"/>
-          <w:right w:val="none"/>
+          <w:left w:val="none" w:color="000000" w:sz="4" w:space="0"/>
+          <w:bottom w:val="none" w:color="000000" w:sz="4" w:space="0"/>
+          <w:right w:val="none" w:color="000000" w:sz="4" w:space="0"/>
         </w:tcBorders>
       </w:tcPr>
     </w:tblStylePr>
@@ -22231,9 +22227,9 @@
       </w:tcPr>
     </w:tblStylePr>
   </w:style>
-  <w:style w:type="table" w:styleId="64">
+  <w:style w:type="table" w:styleId="758">
     <w:name w:val="Grid Table 7 Colorful - Accent 3"/>
-    <w:basedOn w:val="11"/>
+    <w:basedOn w:val="705"/>
     <w:uiPriority w:val="99"/>
     <w:pPr>
       <w:pBdr/>
@@ -22335,11 +22331,11 @@
         <w:tblBorders/>
       </w:tblPr>
       <w:tcPr>
-        <w:shd w:color="ffffff"/>
+        <w:shd w:val="clear" w:color="ffffff"/>
         <w:tcBorders>
-          <w:top w:val="none"/>
-          <w:left w:val="none"/>
-          <w:bottom w:val="none"/>
+          <w:top w:val="none" w:color="000000" w:sz="4" w:space="0"/>
+          <w:left w:val="none" w:color="000000" w:sz="4" w:space="0"/>
+          <w:bottom w:val="none" w:color="000000" w:sz="4" w:space="0"/>
           <w:right w:val="single" w:color="000000" w:themeColor="accent3" w:themeTint="FE" w:sz="4" w:space="0"/>
         </w:tcBorders>
       </w:tcPr>
@@ -22362,10 +22358,10 @@
       <w:tcPr>
         <w:shd w:val="clear" w:color="ffffff" w:themeColor="light1" w:fill="ffffff" w:themeFill="light1"/>
         <w:tcBorders>
-          <w:top w:val="none"/>
-          <w:left w:val="none"/>
+          <w:top w:val="none" w:color="000000" w:sz="4" w:space="0"/>
+          <w:left w:val="none" w:color="000000" w:sz="4" w:space="0"/>
           <w:bottom w:val="single" w:color="000000" w:themeColor="accent3" w:themeTint="FE" w:sz="4" w:space="0"/>
-          <w:right w:val="none"/>
+          <w:right w:val="none" w:color="000000" w:sz="4" w:space="0"/>
         </w:tcBorders>
       </w:tcPr>
     </w:tblStylePr>
@@ -22385,12 +22381,12 @@
         <w:tblBorders/>
       </w:tblPr>
       <w:tcPr>
-        <w:shd w:color="ffffff"/>
+        <w:shd w:val="clear" w:color="ffffff"/>
         <w:tcBorders>
-          <w:top w:val="none"/>
+          <w:top w:val="none" w:color="000000" w:sz="4" w:space="0"/>
           <w:left w:val="single" w:color="000000" w:themeColor="accent3" w:themeTint="FE" w:sz="4" w:space="0"/>
-          <w:bottom w:val="none"/>
-          <w:right w:val="none"/>
+          <w:bottom w:val="none" w:color="000000" w:sz="4" w:space="0"/>
+          <w:right w:val="none" w:color="000000" w:sz="4" w:space="0"/>
         </w:tcBorders>
       </w:tcPr>
     </w:tblStylePr>
@@ -22413,9 +22409,9 @@
         <w:shd w:val="clear" w:color="ffffff" w:themeColor="light1" w:fill="ffffff" w:themeFill="light1"/>
         <w:tcBorders>
           <w:top w:val="single" w:color="000000" w:themeColor="accent3" w:themeTint="FE" w:sz="4" w:space="0"/>
-          <w:left w:val="none"/>
-          <w:bottom w:val="none"/>
-          <w:right w:val="none"/>
+          <w:left w:val="none" w:color="000000" w:sz="4" w:space="0"/>
+          <w:bottom w:val="none" w:color="000000" w:sz="4" w:space="0"/>
+          <w:right w:val="none" w:color="000000" w:sz="4" w:space="0"/>
         </w:tcBorders>
       </w:tcPr>
     </w:tblStylePr>
@@ -22485,9 +22481,9 @@
       </w:tcPr>
     </w:tblStylePr>
   </w:style>
-  <w:style w:type="table" w:styleId="65">
+  <w:style w:type="table" w:styleId="759">
     <w:name w:val="Grid Table 7 Colorful - Accent 4"/>
-    <w:basedOn w:val="11"/>
+    <w:basedOn w:val="705"/>
     <w:uiPriority w:val="99"/>
     <w:pPr>
       <w:pBdr/>
@@ -22589,11 +22585,11 @@
         <w:tblBorders/>
       </w:tblPr>
       <w:tcPr>
-        <w:shd w:color="ffffff"/>
+        <w:shd w:val="clear" w:color="ffffff"/>
         <w:tcBorders>
-          <w:top w:val="none"/>
-          <w:left w:val="none"/>
-          <w:bottom w:val="none"/>
+          <w:top w:val="none" w:color="000000" w:sz="4" w:space="0"/>
+          <w:left w:val="none" w:color="000000" w:sz="4" w:space="0"/>
+          <w:bottom w:val="none" w:color="000000" w:sz="4" w:space="0"/>
           <w:right w:val="single" w:color="000000" w:themeColor="accent4" w:themeTint="9A" w:sz="4" w:space="0"/>
         </w:tcBorders>
       </w:tcPr>
@@ -22616,10 +22612,10 @@
       <w:tcPr>
         <w:shd w:val="clear" w:color="ffffff" w:themeColor="light1" w:fill="ffffff" w:themeFill="light1"/>
         <w:tcBorders>
-          <w:top w:val="none"/>
-          <w:left w:val="none"/>
+          <w:top w:val="none" w:color="000000" w:sz="4" w:space="0"/>
+          <w:left w:val="none" w:color="000000" w:sz="4" w:space="0"/>
           <w:bottom w:val="single" w:color="000000" w:themeColor="accent4" w:themeTint="9A" w:sz="4" w:space="0"/>
-          <w:right w:val="none"/>
+          <w:right w:val="none" w:color="000000" w:sz="4" w:space="0"/>
         </w:tcBorders>
       </w:tcPr>
     </w:tblStylePr>
@@ -22639,12 +22635,12 @@
         <w:tblBorders/>
       </w:tblPr>
       <w:tcPr>
-        <w:shd w:color="ffffff"/>
+        <w:shd w:val="clear" w:color="ffffff"/>
         <w:tcBorders>
-          <w:top w:val="none"/>
+          <w:top w:val="none" w:color="000000" w:sz="4" w:space="0"/>
           <w:left w:val="single" w:color="000000" w:themeColor="accent4" w:themeTint="9A" w:sz="4" w:space="0"/>
-          <w:bottom w:val="none"/>
-          <w:right w:val="none"/>
+          <w:bottom w:val="none" w:color="000000" w:sz="4" w:space="0"/>
+          <w:right w:val="none" w:color="000000" w:sz="4" w:space="0"/>
         </w:tcBorders>
       </w:tcPr>
     </w:tblStylePr>
@@ -22667,9 +22663,9 @@
         <w:shd w:val="clear" w:color="ffffff" w:themeColor="light1" w:fill="ffffff" w:themeFill="light1"/>
         <w:tcBorders>
           <w:top w:val="single" w:color="000000" w:themeColor="accent4" w:themeTint="9A" w:sz="4" w:space="0"/>
-          <w:left w:val="none"/>
-          <w:bottom w:val="none"/>
-          <w:right w:val="none"/>
+          <w:left w:val="none" w:color="000000" w:sz="4" w:space="0"/>
+          <w:bottom w:val="none" w:color="000000" w:sz="4" w:space="0"/>
+          <w:right w:val="none" w:color="000000" w:sz="4" w:space="0"/>
         </w:tcBorders>
       </w:tcPr>
     </w:tblStylePr>
@@ -22739,9 +22735,9 @@
       </w:tcPr>
     </w:tblStylePr>
   </w:style>
-  <w:style w:type="table" w:styleId="66">
+  <w:style w:type="table" w:styleId="760">
     <w:name w:val="Grid Table 7 Colorful - Accent 5"/>
-    <w:basedOn w:val="11"/>
+    <w:basedOn w:val="705"/>
     <w:uiPriority w:val="99"/>
     <w:pPr>
       <w:pBdr/>
@@ -22843,11 +22839,11 @@
         <w:tblBorders/>
       </w:tblPr>
       <w:tcPr>
-        <w:shd w:color="ffffff"/>
+        <w:shd w:val="clear" w:color="ffffff"/>
         <w:tcBorders>
-          <w:top w:val="none"/>
-          <w:left w:val="none"/>
-          <w:bottom w:val="none"/>
+          <w:top w:val="none" w:color="000000" w:sz="4" w:space="0"/>
+          <w:left w:val="none" w:color="000000" w:sz="4" w:space="0"/>
+          <w:bottom w:val="none" w:color="000000" w:sz="4" w:space="0"/>
           <w:right w:val="single" w:color="000000" w:themeColor="accent5" w:themeTint="90" w:sz="4" w:space="0"/>
         </w:tcBorders>
       </w:tcPr>
@@ -22870,10 +22866,10 @@
       <w:tcPr>
         <w:shd w:val="clear" w:color="ffffff" w:themeColor="light1" w:fill="ffffff" w:themeFill="light1"/>
         <w:tcBorders>
-          <w:top w:val="none"/>
-          <w:left w:val="none"/>
+          <w:top w:val="none" w:color="000000" w:sz="4" w:space="0"/>
+          <w:left w:val="none" w:color="000000" w:sz="4" w:space="0"/>
           <w:bottom w:val="single" w:color="000000" w:themeColor="accent5" w:themeTint="90" w:sz="4" w:space="0"/>
-          <w:right w:val="none"/>
+          <w:right w:val="none" w:color="000000" w:sz="4" w:space="0"/>
         </w:tcBorders>
       </w:tcPr>
     </w:tblStylePr>
@@ -22893,12 +22889,12 @@
         <w:tblBorders/>
       </w:tblPr>
       <w:tcPr>
-        <w:shd w:color="ffffff"/>
+        <w:shd w:val="clear" w:color="ffffff"/>
         <w:tcBorders>
-          <w:top w:val="none"/>
+          <w:top w:val="none" w:color="000000" w:sz="4" w:space="0"/>
           <w:left w:val="single" w:color="000000" w:themeColor="accent5" w:themeTint="90" w:sz="4" w:space="0"/>
-          <w:bottom w:val="none"/>
-          <w:right w:val="none"/>
+          <w:bottom w:val="none" w:color="000000" w:sz="4" w:space="0"/>
+          <w:right w:val="none" w:color="000000" w:sz="4" w:space="0"/>
         </w:tcBorders>
       </w:tcPr>
     </w:tblStylePr>
@@ -22921,9 +22917,9 @@
         <w:shd w:val="clear" w:color="ffffff" w:themeColor="light1" w:fill="ffffff" w:themeFill="light1"/>
         <w:tcBorders>
           <w:top w:val="single" w:color="000000" w:themeColor="accent5" w:themeTint="90" w:sz="4" w:space="0"/>
-          <w:left w:val="none"/>
-          <w:bottom w:val="none"/>
-          <w:right w:val="none"/>
+          <w:left w:val="none" w:color="000000" w:sz="4" w:space="0"/>
+          <w:bottom w:val="none" w:color="000000" w:sz="4" w:space="0"/>
+          <w:right w:val="none" w:color="000000" w:sz="4" w:space="0"/>
         </w:tcBorders>
       </w:tcPr>
     </w:tblStylePr>
@@ -22993,9 +22989,9 @@
       </w:tcPr>
     </w:tblStylePr>
   </w:style>
-  <w:style w:type="table" w:styleId="67">
+  <w:style w:type="table" w:styleId="761">
     <w:name w:val="Grid Table 7 Colorful - Accent 6"/>
-    <w:basedOn w:val="11"/>
+    <w:basedOn w:val="705"/>
     <w:uiPriority w:val="99"/>
     <w:pPr>
       <w:pBdr/>
@@ -23097,11 +23093,11 @@
         <w:tblBorders/>
       </w:tblPr>
       <w:tcPr>
-        <w:shd w:color="ffffff"/>
+        <w:shd w:val="clear" w:color="ffffff"/>
         <w:tcBorders>
-          <w:top w:val="none"/>
-          <w:left w:val="none"/>
-          <w:bottom w:val="none"/>
+          <w:top w:val="none" w:color="000000" w:sz="4" w:space="0"/>
+          <w:left w:val="none" w:color="000000" w:sz="4" w:space="0"/>
+          <w:bottom w:val="none" w:color="000000" w:sz="4" w:space="0"/>
           <w:right w:val="single" w:color="000000" w:themeColor="accent6" w:themeTint="90" w:sz="4" w:space="0"/>
         </w:tcBorders>
       </w:tcPr>
@@ -23124,10 +23120,10 @@
       <w:tcPr>
         <w:shd w:val="clear" w:color="ffffff" w:themeColor="light1" w:fill="ffffff" w:themeFill="light1"/>
         <w:tcBorders>
-          <w:top w:val="none"/>
-          <w:left w:val="none"/>
+          <w:top w:val="none" w:color="000000" w:sz="4" w:space="0"/>
+          <w:left w:val="none" w:color="000000" w:sz="4" w:space="0"/>
           <w:bottom w:val="single" w:color="000000" w:themeColor="accent6" w:themeTint="90" w:sz="4" w:space="0"/>
-          <w:right w:val="none"/>
+          <w:right w:val="none" w:color="000000" w:sz="4" w:space="0"/>
         </w:tcBorders>
       </w:tcPr>
     </w:tblStylePr>
@@ -23147,12 +23143,12 @@
         <w:tblBorders/>
       </w:tblPr>
       <w:tcPr>
-        <w:shd w:color="ffffff"/>
+        <w:shd w:val="clear" w:color="ffffff"/>
         <w:tcBorders>
-          <w:top w:val="none"/>
+          <w:top w:val="none" w:color="000000" w:sz="4" w:space="0"/>
           <w:left w:val="single" w:color="000000" w:themeColor="accent6" w:themeTint="90" w:sz="4" w:space="0"/>
-          <w:bottom w:val="none"/>
-          <w:right w:val="none"/>
+          <w:bottom w:val="none" w:color="000000" w:sz="4" w:space="0"/>
+          <w:right w:val="none" w:color="000000" w:sz="4" w:space="0"/>
         </w:tcBorders>
       </w:tcPr>
     </w:tblStylePr>
@@ -23175,9 +23171,9 @@
         <w:shd w:val="clear" w:color="ffffff" w:themeColor="light1" w:fill="ffffff" w:themeFill="light1"/>
         <w:tcBorders>
           <w:top w:val="single" w:color="000000" w:themeColor="accent6" w:themeTint="90" w:sz="4" w:space="0"/>
-          <w:left w:val="none"/>
-          <w:bottom w:val="none"/>
-          <w:right w:val="none"/>
+          <w:left w:val="none" w:color="000000" w:sz="4" w:space="0"/>
+          <w:bottom w:val="none" w:color="000000" w:sz="4" w:space="0"/>
+          <w:right w:val="none" w:color="000000" w:sz="4" w:space="0"/>
         </w:tcBorders>
       </w:tcPr>
     </w:tblStylePr>
@@ -23247,9 +23243,9 @@
       </w:tcPr>
     </w:tblStylePr>
   </w:style>
-  <w:style w:type="table" w:styleId="68">
+  <w:style w:type="table" w:styleId="762">
     <w:name w:val="List Table 1 Light"/>
-    <w:basedOn w:val="11"/>
+    <w:basedOn w:val="705"/>
     <w:uiPriority w:val="99"/>
     <w:pPr>
       <w:pBdr/>
@@ -23463,9 +23459,9 @@
       </w:tcPr>
     </w:tblStylePr>
   </w:style>
-  <w:style w:type="table" w:styleId="69">
+  <w:style w:type="table" w:styleId="763">
     <w:name w:val="List Table 1 Light - Accent 1"/>
-    <w:basedOn w:val="11"/>
+    <w:basedOn w:val="705"/>
     <w:uiPriority w:val="99"/>
     <w:pPr>
       <w:pBdr/>
@@ -23679,9 +23675,9 @@
       </w:tcPr>
     </w:tblStylePr>
   </w:style>
-  <w:style w:type="table" w:styleId="70">
+  <w:style w:type="table" w:styleId="764">
     <w:name w:val="List Table 1 Light - Accent 2"/>
-    <w:basedOn w:val="11"/>
+    <w:basedOn w:val="705"/>
     <w:uiPriority w:val="99"/>
     <w:pPr>
       <w:pBdr/>
@@ -23895,9 +23891,9 @@
       </w:tcPr>
     </w:tblStylePr>
   </w:style>
-  <w:style w:type="table" w:styleId="71">
+  <w:style w:type="table" w:styleId="765">
     <w:name w:val="List Table 1 Light - Accent 3"/>
-    <w:basedOn w:val="11"/>
+    <w:basedOn w:val="705"/>
     <w:uiPriority w:val="99"/>
     <w:pPr>
       <w:pBdr/>
@@ -24111,9 +24107,9 @@
       </w:tcPr>
     </w:tblStylePr>
   </w:style>
-  <w:style w:type="table" w:styleId="72">
+  <w:style w:type="table" w:styleId="766">
     <w:name w:val="List Table 1 Light - Accent 4"/>
-    <w:basedOn w:val="11"/>
+    <w:basedOn w:val="705"/>
     <w:uiPriority w:val="99"/>
     <w:pPr>
       <w:pBdr/>
@@ -24327,9 +24323,9 @@
       </w:tcPr>
     </w:tblStylePr>
   </w:style>
-  <w:style w:type="table" w:styleId="73">
+  <w:style w:type="table" w:styleId="767">
     <w:name w:val="List Table 1 Light - Accent 5"/>
-    <w:basedOn w:val="11"/>
+    <w:basedOn w:val="705"/>
     <w:uiPriority w:val="99"/>
     <w:pPr>
       <w:pBdr/>
@@ -24543,9 +24539,9 @@
       </w:tcPr>
     </w:tblStylePr>
   </w:style>
-  <w:style w:type="table" w:styleId="74">
+  <w:style w:type="table" w:styleId="768">
     <w:name w:val="List Table 1 Light - Accent 6"/>
-    <w:basedOn w:val="11"/>
+    <w:basedOn w:val="705"/>
     <w:uiPriority w:val="99"/>
     <w:pPr>
       <w:pBdr/>
@@ -24759,9 +24755,9 @@
       </w:tcPr>
     </w:tblStylePr>
   </w:style>
-  <w:style w:type="table" w:styleId="75">
+  <w:style w:type="table" w:styleId="769">
     <w:name w:val="List Table 2"/>
-    <w:basedOn w:val="11"/>
+    <w:basedOn w:val="705"/>
     <w:uiPriority w:val="99"/>
     <w:pPr>
       <w:pBdr/>
@@ -24997,9 +24993,9 @@
       </w:tcPr>
     </w:tblStylePr>
   </w:style>
-  <w:style w:type="table" w:styleId="76">
+  <w:style w:type="table" w:styleId="770">
     <w:name w:val="List Table 2 - Accent 1"/>
-    <w:basedOn w:val="11"/>
+    <w:basedOn w:val="705"/>
     <w:uiPriority w:val="99"/>
     <w:pPr>
       <w:pBdr/>
@@ -25235,9 +25231,9 @@
       </w:tcPr>
     </w:tblStylePr>
   </w:style>
-  <w:style w:type="table" w:styleId="77">
+  <w:style w:type="table" w:styleId="771">
     <w:name w:val="List Table 2 - Accent 2"/>
-    <w:basedOn w:val="11"/>
+    <w:basedOn w:val="705"/>
     <w:uiPriority w:val="99"/>
     <w:pPr>
       <w:pBdr/>
@@ -25473,9 +25469,9 @@
       </w:tcPr>
     </w:tblStylePr>
   </w:style>
-  <w:style w:type="table" w:styleId="78">
+  <w:style w:type="table" w:styleId="772">
     <w:name w:val="List Table 2 - Accent 3"/>
-    <w:basedOn w:val="11"/>
+    <w:basedOn w:val="705"/>
     <w:uiPriority w:val="99"/>
     <w:pPr>
       <w:pBdr/>
@@ -25711,9 +25707,9 @@
       </w:tcPr>
     </w:tblStylePr>
   </w:style>
-  <w:style w:type="table" w:styleId="79">
+  <w:style w:type="table" w:styleId="773">
     <w:name w:val="List Table 2 - Accent 4"/>
-    <w:basedOn w:val="11"/>
+    <w:basedOn w:val="705"/>
     <w:uiPriority w:val="99"/>
     <w:pPr>
       <w:pBdr/>
@@ -25949,9 +25945,9 @@
       </w:tcPr>
     </w:tblStylePr>
   </w:style>
-  <w:style w:type="table" w:styleId="80">
+  <w:style w:type="table" w:styleId="774">
     <w:name w:val="List Table 2 - Accent 5"/>
-    <w:basedOn w:val="11"/>
+    <w:basedOn w:val="705"/>
     <w:uiPriority w:val="99"/>
     <w:pPr>
       <w:pBdr/>
@@ -26187,9 +26183,9 @@
       </w:tcPr>
     </w:tblStylePr>
   </w:style>
-  <w:style w:type="table" w:styleId="81">
+  <w:style w:type="table" w:styleId="775">
     <w:name w:val="List Table 2 - Accent 6"/>
-    <w:basedOn w:val="11"/>
+    <w:basedOn w:val="705"/>
     <w:uiPriority w:val="99"/>
     <w:pPr>
       <w:pBdr/>
@@ -26425,9 +26421,9 @@
       </w:tcPr>
     </w:tblStylePr>
   </w:style>
-  <w:style w:type="table" w:styleId="82">
+  <w:style w:type="table" w:styleId="776">
     <w:name w:val="List Table 3"/>
-    <w:basedOn w:val="11"/>
+    <w:basedOn w:val="705"/>
     <w:uiPriority w:val="99"/>
     <w:pPr>
       <w:pBdr/>
@@ -26653,9 +26649,9 @@
       </w:tcPr>
     </w:tblStylePr>
   </w:style>
-  <w:style w:type="table" w:styleId="83">
+  <w:style w:type="table" w:styleId="777">
     <w:name w:val="List Table 3 - Accent 1"/>
-    <w:basedOn w:val="11"/>
+    <w:basedOn w:val="705"/>
     <w:uiPriority w:val="99"/>
     <w:pPr>
       <w:pBdr/>
@@ -26881,9 +26877,9 @@
       </w:tcPr>
     </w:tblStylePr>
   </w:style>
-  <w:style w:type="table" w:styleId="84">
+  <w:style w:type="table" w:styleId="778">
     <w:name w:val="List Table 3 - Accent 2"/>
-    <w:basedOn w:val="11"/>
+    <w:basedOn w:val="705"/>
     <w:uiPriority w:val="99"/>
     <w:pPr>
       <w:pBdr/>
@@ -27109,9 +27105,9 @@
       </w:tcPr>
     </w:tblStylePr>
   </w:style>
-  <w:style w:type="table" w:styleId="85">
+  <w:style w:type="table" w:styleId="779">
     <w:name w:val="List Table 3 - Accent 3"/>
-    <w:basedOn w:val="11"/>
+    <w:basedOn w:val="705"/>
     <w:uiPriority w:val="99"/>
     <w:pPr>
       <w:pBdr/>
@@ -27337,9 +27333,9 @@
       </w:tcPr>
     </w:tblStylePr>
   </w:style>
-  <w:style w:type="table" w:styleId="86">
+  <w:style w:type="table" w:styleId="780">
     <w:name w:val="List Table 3 - Accent 4"/>
-    <w:basedOn w:val="11"/>
+    <w:basedOn w:val="705"/>
     <w:uiPriority w:val="99"/>
     <w:pPr>
       <w:pBdr/>
@@ -27565,9 +27561,9 @@
       </w:tcPr>
     </w:tblStylePr>
   </w:style>
-  <w:style w:type="table" w:styleId="87">
+  <w:style w:type="table" w:styleId="781">
     <w:name w:val="List Table 3 - Accent 5"/>
-    <w:basedOn w:val="11"/>
+    <w:basedOn w:val="705"/>
     <w:uiPriority w:val="99"/>
     <w:pPr>
       <w:pBdr/>
@@ -27793,9 +27789,9 @@
       </w:tcPr>
     </w:tblStylePr>
   </w:style>
-  <w:style w:type="table" w:styleId="88">
+  <w:style w:type="table" w:styleId="782">
     <w:name w:val="List Table 3 - Accent 6"/>
-    <w:basedOn w:val="11"/>
+    <w:basedOn w:val="705"/>
     <w:uiPriority w:val="99"/>
     <w:pPr>
       <w:pBdr/>
@@ -28021,9 +28017,9 @@
       </w:tcPr>
     </w:tblStylePr>
   </w:style>
-  <w:style w:type="table" w:styleId="89">
+  <w:style w:type="table" w:styleId="783">
     <w:name w:val="List Table 4"/>
-    <w:basedOn w:val="11"/>
+    <w:basedOn w:val="705"/>
     <w:uiPriority w:val="99"/>
     <w:pPr>
       <w:pBdr/>
@@ -28246,9 +28242,9 @@
       </w:tcPr>
     </w:tblStylePr>
   </w:style>
-  <w:style w:type="table" w:styleId="90">
+  <w:style w:type="table" w:styleId="784">
     <w:name w:val="List Table 4 - Accent 1"/>
-    <w:basedOn w:val="11"/>
+    <w:basedOn w:val="705"/>
     <w:uiPriority w:val="99"/>
     <w:pPr>
       <w:pBdr/>
@@ -28471,9 +28467,9 @@
       </w:tcPr>
     </w:tblStylePr>
   </w:style>
-  <w:style w:type="table" w:styleId="91">
+  <w:style w:type="table" w:styleId="785">
     <w:name w:val="List Table 4 - Accent 2"/>
-    <w:basedOn w:val="11"/>
+    <w:basedOn w:val="705"/>
     <w:uiPriority w:val="99"/>
     <w:pPr>
       <w:pBdr/>
@@ -28696,9 +28692,9 @@
       </w:tcPr>
     </w:tblStylePr>
   </w:style>
-  <w:style w:type="table" w:styleId="92">
+  <w:style w:type="table" w:styleId="786">
     <w:name w:val="List Table 4 - Accent 3"/>
-    <w:basedOn w:val="11"/>
+    <w:basedOn w:val="705"/>
     <w:uiPriority w:val="99"/>
     <w:pPr>
       <w:pBdr/>
@@ -28921,9 +28917,9 @@
       </w:tcPr>
     </w:tblStylePr>
   </w:style>
-  <w:style w:type="table" w:styleId="93">
+  <w:style w:type="table" w:styleId="787">
     <w:name w:val="List Table 4 - Accent 4"/>
-    <w:basedOn w:val="11"/>
+    <w:basedOn w:val="705"/>
     <w:uiPriority w:val="99"/>
     <w:pPr>
       <w:pBdr/>
@@ -29146,9 +29142,9 @@
       </w:tcPr>
     </w:tblStylePr>
   </w:style>
-  <w:style w:type="table" w:styleId="94">
+  <w:style w:type="table" w:styleId="788">
     <w:name w:val="List Table 4 - Accent 5"/>
-    <w:basedOn w:val="11"/>
+    <w:basedOn w:val="705"/>
     <w:uiPriority w:val="99"/>
     <w:pPr>
       <w:pBdr/>
@@ -29371,9 +29367,9 @@
       </w:tcPr>
     </w:tblStylePr>
   </w:style>
-  <w:style w:type="table" w:styleId="95">
+  <w:style w:type="table" w:styleId="789">
     <w:name w:val="List Table 4 - Accent 6"/>
-    <w:basedOn w:val="11"/>
+    <w:basedOn w:val="705"/>
     <w:uiPriority w:val="99"/>
     <w:pPr>
       <w:pBdr/>
@@ -29596,9 +29592,9 @@
       </w:tcPr>
     </w:tblStylePr>
   </w:style>
-  <w:style w:type="table" w:styleId="96">
+  <w:style w:type="table" w:styleId="790">
     <w:name w:val="List Table 5 Dark"/>
-    <w:basedOn w:val="11"/>
+    <w:basedOn w:val="705"/>
     <w:uiPriority w:val="99"/>
     <w:pPr>
       <w:pBdr/>
@@ -29838,9 +29834,9 @@
       </w:tcPr>
     </w:tblStylePr>
   </w:style>
-  <w:style w:type="table" w:styleId="97">
+  <w:style w:type="table" w:styleId="791">
     <w:name w:val="List Table 5 Dark - Accent 1"/>
-    <w:basedOn w:val="11"/>
+    <w:basedOn w:val="705"/>
     <w:uiPriority w:val="99"/>
     <w:pPr>
       <w:pBdr/>
@@ -30080,9 +30076,9 @@
       </w:tcPr>
     </w:tblStylePr>
   </w:style>
-  <w:style w:type="table" w:styleId="98">
+  <w:style w:type="table" w:styleId="792">
     <w:name w:val="List Table 5 Dark - Accent 2"/>
-    <w:basedOn w:val="11"/>
+    <w:basedOn w:val="705"/>
     <w:uiPriority w:val="99"/>
     <w:pPr>
       <w:pBdr/>
@@ -30322,9 +30318,9 @@
       </w:tcPr>
     </w:tblStylePr>
   </w:style>
-  <w:style w:type="table" w:styleId="99">
+  <w:style w:type="table" w:styleId="793">
     <w:name w:val="List Table 5 Dark - Accent 3"/>
-    <w:basedOn w:val="11"/>
+    <w:basedOn w:val="705"/>
     <w:uiPriority w:val="99"/>
     <w:pPr>
       <w:pBdr/>
@@ -30564,9 +30560,9 @@
       </w:tcPr>
     </w:tblStylePr>
   </w:style>
-  <w:style w:type="table" w:styleId="100">
+  <w:style w:type="table" w:styleId="794">
     <w:name w:val="List Table 5 Dark - Accent 4"/>
-    <w:basedOn w:val="11"/>
+    <w:basedOn w:val="705"/>
     <w:uiPriority w:val="99"/>
     <w:pPr>
       <w:pBdr/>
@@ -30806,9 +30802,9 @@
       </w:tcPr>
     </w:tblStylePr>
   </w:style>
-  <w:style w:type="table" w:styleId="101">
+  <w:style w:type="table" w:styleId="795">
     <w:name w:val="List Table 5 Dark - Accent 5"/>
-    <w:basedOn w:val="11"/>
+    <w:basedOn w:val="705"/>
     <w:uiPriority w:val="99"/>
     <w:pPr>
       <w:pBdr/>
@@ -31048,9 +31044,9 @@
       </w:tcPr>
     </w:tblStylePr>
   </w:style>
-  <w:style w:type="table" w:styleId="102">
+  <w:style w:type="table" w:styleId="796">
     <w:name w:val="List Table 5 Dark - Accent 6"/>
-    <w:basedOn w:val="11"/>
+    <w:basedOn w:val="705"/>
     <w:uiPriority w:val="99"/>
     <w:pPr>
       <w:pBdr/>
@@ -31290,9 +31286,9 @@
       </w:tcPr>
     </w:tblStylePr>
   </w:style>
-  <w:style w:type="table" w:styleId="103">
+  <w:style w:type="table" w:styleId="797">
     <w:name w:val="List Table 6 Colorful"/>
-    <w:basedOn w:val="11"/>
+    <w:basedOn w:val="705"/>
     <w:uiPriority w:val="99"/>
     <w:pPr>
       <w:pBdr/>
@@ -31513,9 +31509,9 @@
       </w:tcPr>
     </w:tblStylePr>
   </w:style>
-  <w:style w:type="table" w:styleId="104">
+  <w:style w:type="table" w:styleId="798">
     <w:name w:val="List Table 6 Colorful - Accent 1"/>
-    <w:basedOn w:val="11"/>
+    <w:basedOn w:val="705"/>
     <w:uiPriority w:val="99"/>
     <w:pPr>
       <w:pBdr/>
@@ -31736,9 +31732,9 @@
       </w:tcPr>
     </w:tblStylePr>
   </w:style>
-  <w:style w:type="table" w:styleId="105">
+  <w:style w:type="table" w:styleId="799">
     <w:name w:val="List Table 6 Colorful - Accent 2"/>
-    <w:basedOn w:val="11"/>
+    <w:basedOn w:val="705"/>
     <w:uiPriority w:val="99"/>
     <w:pPr>
       <w:pBdr/>
@@ -31959,9 +31955,9 @@
       </w:tcPr>
     </w:tblStylePr>
   </w:style>
-  <w:style w:type="table" w:styleId="106">
+  <w:style w:type="table" w:styleId="800">
     <w:name w:val="List Table 6 Colorful - Accent 3"/>
-    <w:basedOn w:val="11"/>
+    <w:basedOn w:val="705"/>
     <w:uiPriority w:val="99"/>
     <w:pPr>
       <w:pBdr/>
@@ -32182,9 +32178,9 @@
       </w:tcPr>
     </w:tblStylePr>
   </w:style>
-  <w:style w:type="table" w:styleId="107">
+  <w:style w:type="table" w:styleId="801">
     <w:name w:val="List Table 6 Colorful - Accent 4"/>
-    <w:basedOn w:val="11"/>
+    <w:basedOn w:val="705"/>
     <w:uiPriority w:val="99"/>
     <w:pPr>
       <w:pBdr/>
@@ -32405,9 +32401,9 @@
       </w:tcPr>
     </w:tblStylePr>
   </w:style>
-  <w:style w:type="table" w:styleId="108">
+  <w:style w:type="table" w:styleId="802">
     <w:name w:val="List Table 6 Colorful - Accent 5"/>
-    <w:basedOn w:val="11"/>
+    <w:basedOn w:val="705"/>
     <w:uiPriority w:val="99"/>
     <w:pPr>
       <w:pBdr/>
@@ -32628,9 +32624,9 @@
       </w:tcPr>
     </w:tblStylePr>
   </w:style>
-  <w:style w:type="table" w:styleId="109">
+  <w:style w:type="table" w:styleId="803">
     <w:name w:val="List Table 6 Colorful - Accent 6"/>
-    <w:basedOn w:val="11"/>
+    <w:basedOn w:val="705"/>
     <w:uiPriority w:val="99"/>
     <w:pPr>
       <w:pBdr/>
@@ -32851,9 +32847,9 @@
       </w:tcPr>
     </w:tblStylePr>
   </w:style>
-  <w:style w:type="table" w:styleId="110">
+  <w:style w:type="table" w:styleId="804">
     <w:name w:val="List Table 7 Colorful"/>
-    <w:basedOn w:val="11"/>
+    <w:basedOn w:val="705"/>
     <w:uiPriority w:val="99"/>
     <w:pPr>
       <w:pBdr/>
@@ -32952,11 +32948,11 @@
         <w:tblBorders/>
       </w:tblPr>
       <w:tcPr>
-        <w:shd w:color="ffffff"/>
+        <w:shd w:val="clear" w:color="ffffff"/>
         <w:tcBorders>
-          <w:top w:val="none"/>
-          <w:left w:val="none"/>
-          <w:bottom w:val="none"/>
+          <w:top w:val="none" w:color="000000" w:sz="4" w:space="0"/>
+          <w:left w:val="none" w:color="000000" w:sz="4" w:space="0"/>
+          <w:bottom w:val="none" w:color="000000" w:sz="4" w:space="0"/>
           <w:right w:val="single" w:color="000000" w:themeColor="text1" w:themeTint="80" w:sz="4" w:space="0"/>
         </w:tcBorders>
       </w:tcPr>
@@ -32979,10 +32975,10 @@
       <w:tcPr>
         <w:shd w:val="clear" w:color="ffffff" w:themeColor="light1" w:fill="ffffff" w:themeFill="light1"/>
         <w:tcBorders>
-          <w:top w:val="none"/>
-          <w:left w:val="none"/>
+          <w:top w:val="none" w:color="000000" w:sz="4" w:space="0"/>
+          <w:left w:val="none" w:color="000000" w:sz="4" w:space="0"/>
           <w:bottom w:val="single" w:color="000000" w:themeColor="text1" w:themeTint="80" w:sz="4" w:space="0"/>
-          <w:right w:val="none"/>
+          <w:right w:val="none" w:color="000000" w:sz="4" w:space="0"/>
         </w:tcBorders>
       </w:tcPr>
     </w:tblStylePr>
@@ -33002,12 +32998,12 @@
         <w:tblBorders/>
       </w:tblPr>
       <w:tcPr>
-        <w:shd w:color="ffffff"/>
+        <w:shd w:val="clear" w:color="ffffff"/>
         <w:tcBorders>
-          <w:top w:val="none"/>
+          <w:top w:val="none" w:color="000000" w:sz="4" w:space="0"/>
           <w:left w:val="single" w:color="000000" w:themeColor="text1" w:themeTint="80" w:sz="4" w:space="0"/>
-          <w:bottom w:val="none"/>
-          <w:right w:val="none"/>
+          <w:bottom w:val="none" w:color="000000" w:sz="4" w:space="0"/>
+          <w:right w:val="none" w:color="000000" w:sz="4" w:space="0"/>
         </w:tcBorders>
       </w:tcPr>
     </w:tblStylePr>
@@ -33030,9 +33026,9 @@
         <w:shd w:val="clear" w:color="ffffff" w:themeColor="light1" w:fill="ffffff" w:themeFill="light1"/>
         <w:tcBorders>
           <w:top w:val="single" w:color="000000" w:themeColor="text1" w:themeTint="80" w:sz="4" w:space="0"/>
-          <w:left w:val="none"/>
-          <w:bottom w:val="none"/>
-          <w:right w:val="none"/>
+          <w:left w:val="none" w:color="000000" w:sz="4" w:space="0"/>
+          <w:bottom w:val="none" w:color="000000" w:sz="4" w:space="0"/>
+          <w:right w:val="none" w:color="000000" w:sz="4" w:space="0"/>
         </w:tcBorders>
       </w:tcPr>
     </w:tblStylePr>
@@ -33107,9 +33103,9 @@
       </w:tcPr>
     </w:tblStylePr>
   </w:style>
-  <w:style w:type="table" w:styleId="111">
+  <w:style w:type="table" w:styleId="805">
     <w:name w:val="List Table 7 Colorful - Accent 1"/>
-    <w:basedOn w:val="11"/>
+    <w:basedOn w:val="705"/>
     <w:uiPriority w:val="99"/>
     <w:pPr>
       <w:pBdr/>
@@ -33208,11 +33204,11 @@
         <w:tblBorders/>
       </w:tblPr>
       <w:tcPr>
-        <w:shd w:color="ffffff"/>
+        <w:shd w:val="clear" w:color="ffffff"/>
         <w:tcBorders>
-          <w:top w:val="none"/>
-          <w:left w:val="none"/>
-          <w:bottom w:val="none"/>
+          <w:top w:val="none" w:color="000000" w:sz="4" w:space="0"/>
+          <w:left w:val="none" w:color="000000" w:sz="4" w:space="0"/>
+          <w:bottom w:val="none" w:color="000000" w:sz="4" w:space="0"/>
           <w:right w:val="single" w:color="000000" w:themeColor="accent1" w:sz="4" w:space="0"/>
         </w:tcBorders>
       </w:tcPr>
@@ -33235,10 +33231,10 @@
       <w:tcPr>
         <w:shd w:val="clear" w:color="ffffff" w:themeColor="light1" w:fill="ffffff" w:themeFill="light1"/>
         <w:tcBorders>
-          <w:top w:val="none"/>
-          <w:left w:val="none"/>
+          <w:top w:val="none" w:color="000000" w:sz="4" w:space="0"/>
+          <w:left w:val="none" w:color="000000" w:sz="4" w:space="0"/>
           <w:bottom w:val="single" w:color="000000" w:themeColor="accent1" w:sz="4" w:space="0"/>
-          <w:right w:val="none"/>
+          <w:right w:val="none" w:color="000000" w:sz="4" w:space="0"/>
         </w:tcBorders>
       </w:tcPr>
     </w:tblStylePr>
@@ -33258,12 +33254,12 @@
         <w:tblBorders/>
       </w:tblPr>
       <w:tcPr>
-        <w:shd w:color="ffffff"/>
+        <w:shd w:val="clear" w:color="ffffff"/>
         <w:tcBorders>
-          <w:top w:val="none"/>
+          <w:top w:val="none" w:color="000000" w:sz="4" w:space="0"/>
           <w:left w:val="single" w:color="000000" w:themeColor="accent1" w:sz="4" w:space="0"/>
-          <w:bottom w:val="none"/>
-          <w:right w:val="none"/>
+          <w:bottom w:val="none" w:color="000000" w:sz="4" w:space="0"/>
+          <w:right w:val="none" w:color="000000" w:sz="4" w:space="0"/>
         </w:tcBorders>
       </w:tcPr>
     </w:tblStylePr>
@@ -33286,9 +33282,9 @@
         <w:shd w:val="clear" w:color="ffffff" w:themeColor="light1" w:fill="ffffff" w:themeFill="light1"/>
         <w:tcBorders>
           <w:top w:val="single" w:color="000000" w:themeColor="accent1" w:sz="4" w:space="0"/>
-          <w:left w:val="none"/>
-          <w:bottom w:val="none"/>
-          <w:right w:val="none"/>
+          <w:left w:val="none" w:color="000000" w:sz="4" w:space="0"/>
+          <w:bottom w:val="none" w:color="000000" w:sz="4" w:space="0"/>
+          <w:right w:val="none" w:color="000000" w:sz="4" w:space="0"/>
         </w:tcBorders>
       </w:tcPr>
     </w:tblStylePr>
@@ -33363,9 +33359,9 @@
       </w:tcPr>
     </w:tblStylePr>
   </w:style>
-  <w:style w:type="table" w:styleId="112">
+  <w:style w:type="table" w:styleId="806">
     <w:name w:val="List Table 7 Colorful - Accent 2"/>
-    <w:basedOn w:val="11"/>
+    <w:basedOn w:val="705"/>
     <w:uiPriority w:val="99"/>
     <w:pPr>
       <w:pBdr/>
@@ -33464,11 +33460,11 @@
         <w:tblBorders/>
       </w:tblPr>
       <w:tcPr>
-        <w:shd w:color="ffffff"/>
+        <w:shd w:val="clear" w:color="ffffff"/>
         <w:tcBorders>
-          <w:top w:val="none"/>
-          <w:left w:val="none"/>
-          <w:bottom w:val="none"/>
+          <w:top w:val="none" w:color="000000" w:sz="4" w:space="0"/>
+          <w:left w:val="none" w:color="000000" w:sz="4" w:space="0"/>
+          <w:bottom w:val="none" w:color="000000" w:sz="4" w:space="0"/>
           <w:right w:val="single" w:color="000000" w:themeColor="accent2" w:themeTint="97" w:sz="4" w:space="0"/>
         </w:tcBorders>
       </w:tcPr>
@@ -33491,10 +33487,10 @@
       <w:tcPr>
         <w:shd w:val="clear" w:color="ffffff" w:themeColor="light1" w:fill="ffffff" w:themeFill="light1"/>
         <w:tcBorders>
-          <w:top w:val="none"/>
-          <w:left w:val="none"/>
+          <w:top w:val="none" w:color="000000" w:sz="4" w:space="0"/>
+          <w:left w:val="none" w:color="000000" w:sz="4" w:space="0"/>
           <w:bottom w:val="single" w:color="000000" w:themeColor="accent2" w:themeTint="97" w:sz="4" w:space="0"/>
-          <w:right w:val="none"/>
+          <w:right w:val="none" w:color="000000" w:sz="4" w:space="0"/>
         </w:tcBorders>
       </w:tcPr>
     </w:tblStylePr>
@@ -33514,12 +33510,12 @@
         <w:tblBorders/>
       </w:tblPr>
       <w:tcPr>
-        <w:shd w:color="ffffff"/>
+        <w:shd w:val="clear" w:color="ffffff"/>
         <w:tcBorders>
-          <w:top w:val="none"/>
+          <w:top w:val="none" w:color="000000" w:sz="4" w:space="0"/>
           <w:left w:val="single" w:color="000000" w:themeColor="accent2" w:themeTint="97" w:sz="4" w:space="0"/>
-          <w:bottom w:val="none"/>
-          <w:right w:val="none"/>
+          <w:bottom w:val="none" w:color="000000" w:sz="4" w:space="0"/>
+          <w:right w:val="none" w:color="000000" w:sz="4" w:space="0"/>
         </w:tcBorders>
       </w:tcPr>
     </w:tblStylePr>
@@ -33542,9 +33538,9 @@
         <w:shd w:val="clear" w:color="ffffff" w:themeColor="light1" w:fill="ffffff" w:themeFill="light1"/>
         <w:tcBorders>
           <w:top w:val="single" w:color="000000" w:themeColor="accent2" w:themeTint="97" w:sz="4" w:space="0"/>
-          <w:left w:val="none"/>
-          <w:bottom w:val="none"/>
-          <w:right w:val="none"/>
+          <w:left w:val="none" w:color="000000" w:sz="4" w:space="0"/>
+          <w:bottom w:val="none" w:color="000000" w:sz="4" w:space="0"/>
+          <w:right w:val="none" w:color="000000" w:sz="4" w:space="0"/>
         </w:tcBorders>
       </w:tcPr>
     </w:tblStylePr>
@@ -33619,9 +33615,9 @@
       </w:tcPr>
     </w:tblStylePr>
   </w:style>
-  <w:style w:type="table" w:styleId="113">
+  <w:style w:type="table" w:styleId="807">
     <w:name w:val="List Table 7 Colorful - Accent 3"/>
-    <w:basedOn w:val="11"/>
+    <w:basedOn w:val="705"/>
     <w:uiPriority w:val="99"/>
     <w:pPr>
       <w:pBdr/>
@@ -33720,11 +33716,11 @@
         <w:tblBorders/>
       </w:tblPr>
       <w:tcPr>
-        <w:shd w:color="ffffff"/>
+        <w:shd w:val="clear" w:color="ffffff"/>
         <w:tcBorders>
-          <w:top w:val="none"/>
-          <w:left w:val="none"/>
-          <w:bottom w:val="none"/>
+          <w:top w:val="none" w:color="000000" w:sz="4" w:space="0"/>
+          <w:left w:val="none" w:color="000000" w:sz="4" w:space="0"/>
+          <w:bottom w:val="none" w:color="000000" w:sz="4" w:space="0"/>
           <w:right w:val="single" w:color="000000" w:themeColor="accent3" w:themeTint="98" w:sz="4" w:space="0"/>
         </w:tcBorders>
       </w:tcPr>
@@ -33747,10 +33743,10 @@
       <w:tcPr>
         <w:shd w:val="clear" w:color="ffffff" w:themeColor="light1" w:fill="ffffff" w:themeFill="light1"/>
         <w:tcBorders>
-          <w:top w:val="none"/>
-          <w:left w:val="none"/>
+          <w:top w:val="none" w:color="000000" w:sz="4" w:space="0"/>
+          <w:left w:val="none" w:color="000000" w:sz="4" w:space="0"/>
           <w:bottom w:val="single" w:color="000000" w:themeColor="accent3" w:themeTint="98" w:sz="4" w:space="0"/>
-          <w:right w:val="none"/>
+          <w:right w:val="none" w:color="000000" w:sz="4" w:space="0"/>
         </w:tcBorders>
       </w:tcPr>
     </w:tblStylePr>
@@ -33770,12 +33766,12 @@
         <w:tblBorders/>
       </w:tblPr>
       <w:tcPr>
-        <w:shd w:color="ffffff"/>
+        <w:shd w:val="clear" w:color="ffffff"/>
         <w:tcBorders>
-          <w:top w:val="none"/>
+          <w:top w:val="none" w:color="000000" w:sz="4" w:space="0"/>
           <w:left w:val="single" w:color="000000" w:themeColor="accent3" w:themeTint="98" w:sz="4" w:space="0"/>
-          <w:bottom w:val="none"/>
-          <w:right w:val="none"/>
+          <w:bottom w:val="none" w:color="000000" w:sz="4" w:space="0"/>
+          <w:right w:val="none" w:color="000000" w:sz="4" w:space="0"/>
         </w:tcBorders>
       </w:tcPr>
     </w:tblStylePr>
@@ -33798,9 +33794,9 @@
         <w:shd w:val="clear" w:color="ffffff" w:themeColor="light1" w:fill="ffffff" w:themeFill="light1"/>
         <w:tcBorders>
           <w:top w:val="single" w:color="000000" w:themeColor="accent3" w:themeTint="98" w:sz="4" w:space="0"/>
-          <w:left w:val="none"/>
-          <w:bottom w:val="none"/>
-          <w:right w:val="none"/>
+          <w:left w:val="none" w:color="000000" w:sz="4" w:space="0"/>
+          <w:bottom w:val="none" w:color="000000" w:sz="4" w:space="0"/>
+          <w:right w:val="none" w:color="000000" w:sz="4" w:space="0"/>
         </w:tcBorders>
       </w:tcPr>
     </w:tblStylePr>
@@ -33875,9 +33871,9 @@
       </w:tcPr>
     </w:tblStylePr>
   </w:style>
-  <w:style w:type="table" w:styleId="114">
+  <w:style w:type="table" w:styleId="808">
     <w:name w:val="List Table 7 Colorful - Accent 4"/>
-    <w:basedOn w:val="11"/>
+    <w:basedOn w:val="705"/>
     <w:uiPriority w:val="99"/>
     <w:pPr>
       <w:pBdr/>
@@ -33976,11 +33972,11 @@
         <w:tblBorders/>
       </w:tblPr>
       <w:tcPr>
-        <w:shd w:color="ffffff"/>
+        <w:shd w:val="clear" w:color="ffffff"/>
         <w:tcBorders>
-          <w:top w:val="none"/>
-          <w:left w:val="none"/>
-          <w:bottom w:val="none"/>
+          <w:top w:val="none" w:color="000000" w:sz="4" w:space="0"/>
+          <w:left w:val="none" w:color="000000" w:sz="4" w:space="0"/>
+          <w:bottom w:val="none" w:color="000000" w:sz="4" w:space="0"/>
           <w:right w:val="single" w:color="000000" w:themeColor="accent4" w:themeTint="9A" w:sz="4" w:space="0"/>
         </w:tcBorders>
       </w:tcPr>
@@ -34003,10 +33999,10 @@
       <w:tcPr>
         <w:shd w:val="clear" w:color="ffffff" w:themeColor="light1" w:fill="ffffff" w:themeFill="light1"/>
         <w:tcBorders>
-          <w:top w:val="none"/>
-          <w:left w:val="none"/>
+          <w:top w:val="none" w:color="000000" w:sz="4" w:space="0"/>
+          <w:left w:val="none" w:color="000000" w:sz="4" w:space="0"/>
           <w:bottom w:val="single" w:color="000000" w:themeColor="accent4" w:themeTint="9A" w:sz="4" w:space="0"/>
-          <w:right w:val="none"/>
+          <w:right w:val="none" w:color="000000" w:sz="4" w:space="0"/>
         </w:tcBorders>
       </w:tcPr>
     </w:tblStylePr>
@@ -34026,12 +34022,12 @@
         <w:tblBorders/>
       </w:tblPr>
       <w:tcPr>
-        <w:shd w:color="ffffff"/>
+        <w:shd w:val="clear" w:color="ffffff"/>
         <w:tcBorders>
-          <w:top w:val="none"/>
+          <w:top w:val="none" w:color="000000" w:sz="4" w:space="0"/>
           <w:left w:val="single" w:color="000000" w:themeColor="accent4" w:themeTint="9A" w:sz="4" w:space="0"/>
-          <w:bottom w:val="none"/>
-          <w:right w:val="none"/>
+          <w:bottom w:val="none" w:color="000000" w:sz="4" w:space="0"/>
+          <w:right w:val="none" w:color="000000" w:sz="4" w:space="0"/>
         </w:tcBorders>
       </w:tcPr>
     </w:tblStylePr>
@@ -34054,9 +34050,9 @@
         <w:shd w:val="clear" w:color="ffffff" w:themeColor="light1" w:fill="ffffff" w:themeFill="light1"/>
         <w:tcBorders>
           <w:top w:val="single" w:color="000000" w:themeColor="accent4" w:themeTint="9A" w:sz="4" w:space="0"/>
-          <w:left w:val="none"/>
-          <w:bottom w:val="none"/>
-          <w:right w:val="none"/>
+          <w:left w:val="none" w:color="000000" w:sz="4" w:space="0"/>
+          <w:bottom w:val="none" w:color="000000" w:sz="4" w:space="0"/>
+          <w:right w:val="none" w:color="000000" w:sz="4" w:space="0"/>
         </w:tcBorders>
       </w:tcPr>
     </w:tblStylePr>
@@ -34131,9 +34127,9 @@
       </w:tcPr>
     </w:tblStylePr>
   </w:style>
-  <w:style w:type="table" w:styleId="115">
+  <w:style w:type="table" w:styleId="809">
     <w:name w:val="List Table 7 Colorful - Accent 5"/>
-    <w:basedOn w:val="11"/>
+    <w:basedOn w:val="705"/>
     <w:uiPriority w:val="99"/>
     <w:pPr>
       <w:pBdr/>
@@ -34232,11 +34228,11 @@
         <w:tblBorders/>
       </w:tblPr>
       <w:tcPr>
-        <w:shd w:color="ffffff"/>
+        <w:shd w:val="clear" w:color="ffffff"/>
         <w:tcBorders>
-          <w:top w:val="none"/>
-          <w:left w:val="none"/>
-          <w:bottom w:val="none"/>
+          <w:top w:val="none" w:color="000000" w:sz="4" w:space="0"/>
+          <w:left w:val="none" w:color="000000" w:sz="4" w:space="0"/>
+          <w:bottom w:val="none" w:color="000000" w:sz="4" w:space="0"/>
           <w:right w:val="single" w:color="000000" w:themeColor="accent5" w:themeTint="9A" w:sz="4" w:space="0"/>
         </w:tcBorders>
       </w:tcPr>
@@ -34259,10 +34255,10 @@
       <w:tcPr>
         <w:shd w:val="clear" w:color="ffffff" w:themeColor="light1" w:fill="ffffff" w:themeFill="light1"/>
         <w:tcBorders>
-          <w:top w:val="none"/>
-          <w:left w:val="none"/>
+          <w:top w:val="none" w:color="000000" w:sz="4" w:space="0"/>
+          <w:left w:val="none" w:color="000000" w:sz="4" w:space="0"/>
           <w:bottom w:val="single" w:color="000000" w:themeColor="accent5" w:themeTint="9A" w:sz="4" w:space="0"/>
-          <w:right w:val="none"/>
+          <w:right w:val="none" w:color="000000" w:sz="4" w:space="0"/>
         </w:tcBorders>
       </w:tcPr>
     </w:tblStylePr>
@@ -34282,12 +34278,12 @@
         <w:tblBorders/>
       </w:tblPr>
       <w:tcPr>
-        <w:shd w:color="ffffff"/>
+        <w:shd w:val="clear" w:color="ffffff"/>
         <w:tcBorders>
-          <w:top w:val="none"/>
+          <w:top w:val="none" w:color="000000" w:sz="4" w:space="0"/>
           <w:left w:val="single" w:color="000000" w:themeColor="accent5" w:themeTint="9A" w:sz="4" w:space="0"/>
-          <w:bottom w:val="none"/>
-          <w:right w:val="none"/>
+          <w:bottom w:val="none" w:color="000000" w:sz="4" w:space="0"/>
+          <w:right w:val="none" w:color="000000" w:sz="4" w:space="0"/>
         </w:tcBorders>
       </w:tcPr>
     </w:tblStylePr>
@@ -34310,9 +34306,9 @@
         <w:shd w:val="clear" w:color="ffffff" w:themeColor="light1" w:fill="ffffff" w:themeFill="light1"/>
         <w:tcBorders>
           <w:top w:val="single" w:color="000000" w:themeColor="accent5" w:themeTint="9A" w:sz="4" w:space="0"/>
-          <w:left w:val="none"/>
-          <w:bottom w:val="none"/>
-          <w:right w:val="none"/>
+          <w:left w:val="none" w:color="000000" w:sz="4" w:space="0"/>
+          <w:bottom w:val="none" w:color="000000" w:sz="4" w:space="0"/>
+          <w:right w:val="none" w:color="000000" w:sz="4" w:space="0"/>
         </w:tcBorders>
       </w:tcPr>
     </w:tblStylePr>
@@ -34387,9 +34383,9 @@
       </w:tcPr>
     </w:tblStylePr>
   </w:style>
-  <w:style w:type="table" w:styleId="116">
+  <w:style w:type="table" w:styleId="810">
     <w:name w:val="List Table 7 Colorful - Accent 6"/>
-    <w:basedOn w:val="11"/>
+    <w:basedOn w:val="705"/>
     <w:uiPriority w:val="99"/>
     <w:pPr>
       <w:pBdr/>
@@ -34488,11 +34484,11 @@
         <w:tblBorders/>
       </w:tblPr>
       <w:tcPr>
-        <w:shd w:color="ffffff"/>
+        <w:shd w:val="clear" w:color="ffffff"/>
         <w:tcBorders>
-          <w:top w:val="none"/>
-          <w:left w:val="none"/>
-          <w:bottom w:val="none"/>
+          <w:top w:val="none" w:color="000000" w:sz="4" w:space="0"/>
+          <w:left w:val="none" w:color="000000" w:sz="4" w:space="0"/>
+          <w:bottom w:val="none" w:color="000000" w:sz="4" w:space="0"/>
           <w:right w:val="single" w:color="000000" w:themeColor="accent6" w:themeTint="98" w:sz="4" w:space="0"/>
         </w:tcBorders>
       </w:tcPr>
@@ -34515,10 +34511,10 @@
       <w:tcPr>
         <w:shd w:val="clear" w:color="ffffff" w:themeColor="light1" w:fill="ffffff" w:themeFill="light1"/>
         <w:tcBorders>
-          <w:top w:val="none"/>
-          <w:left w:val="none"/>
+          <w:top w:val="none" w:color="000000" w:sz="4" w:space="0"/>
+          <w:left w:val="none" w:color="000000" w:sz="4" w:space="0"/>
           <w:bottom w:val="single" w:color="000000" w:themeColor="accent6" w:themeTint="98" w:sz="4" w:space="0"/>
-          <w:right w:val="none"/>
+          <w:right w:val="none" w:color="000000" w:sz="4" w:space="0"/>
         </w:tcBorders>
       </w:tcPr>
     </w:tblStylePr>
@@ -34538,12 +34534,12 @@
         <w:tblBorders/>
       </w:tblPr>
       <w:tcPr>
-        <w:shd w:color="ffffff"/>
+        <w:shd w:val="clear" w:color="ffffff"/>
         <w:tcBorders>
-          <w:top w:val="none"/>
+          <w:top w:val="none" w:color="000000" w:sz="4" w:space="0"/>
           <w:left w:val="single" w:color="000000" w:themeColor="accent6" w:themeTint="98" w:sz="4" w:space="0"/>
-          <w:bottom w:val="none"/>
-          <w:right w:val="none"/>
+          <w:bottom w:val="none" w:color="000000" w:sz="4" w:space="0"/>
+          <w:right w:val="none" w:color="000000" w:sz="4" w:space="0"/>
         </w:tcBorders>
       </w:tcPr>
     </w:tblStylePr>
@@ -34566,9 +34562,9 @@
         <w:shd w:val="clear" w:color="ffffff" w:themeColor="light1" w:fill="ffffff" w:themeFill="light1"/>
         <w:tcBorders>
           <w:top w:val="single" w:color="000000" w:themeColor="accent6" w:themeTint="98" w:sz="4" w:space="0"/>
-          <w:left w:val="none"/>
-          <w:bottom w:val="none"/>
-          <w:right w:val="none"/>
+          <w:left w:val="none" w:color="000000" w:sz="4" w:space="0"/>
+          <w:bottom w:val="none" w:color="000000" w:sz="4" w:space="0"/>
+          <w:right w:val="none" w:color="000000" w:sz="4" w:space="0"/>
         </w:tcBorders>
       </w:tcPr>
     </w:tblStylePr>
@@ -34643,9 +34639,9 @@
       </w:tcPr>
     </w:tblStylePr>
   </w:style>
-  <w:style w:type="table" w:styleId="117">
+  <w:style w:type="table" w:styleId="811">
     <w:name w:val="Lined - Accent"/>
-    <w:basedOn w:val="11"/>
+    <w:basedOn w:val="705"/>
     <w:uiPriority w:val="99"/>
     <w:pPr>
       <w:pBdr/>
@@ -34880,9 +34876,9 @@
       </w:tcPr>
     </w:tblStylePr>
   </w:style>
-  <w:style w:type="table" w:styleId="118">
+  <w:style w:type="table" w:styleId="812">
     <w:name w:val="Lined - Accent 1"/>
-    <w:basedOn w:val="11"/>
+    <w:basedOn w:val="705"/>
     <w:uiPriority w:val="99"/>
     <w:pPr>
       <w:pBdr/>
@@ -35117,9 +35113,9 @@
       </w:tcPr>
     </w:tblStylePr>
   </w:style>
-  <w:style w:type="table" w:styleId="119">
+  <w:style w:type="table" w:styleId="813">
     <w:name w:val="Lined - Accent 2"/>
-    <w:basedOn w:val="11"/>
+    <w:basedOn w:val="705"/>
     <w:uiPriority w:val="99"/>
     <w:pPr>
       <w:pBdr/>
@@ -35354,9 +35350,9 @@
       </w:tcPr>
     </w:tblStylePr>
   </w:style>
-  <w:style w:type="table" w:styleId="120">
+  <w:style w:type="table" w:styleId="814">
     <w:name w:val="Lined - Accent 3"/>
-    <w:basedOn w:val="11"/>
+    <w:basedOn w:val="705"/>
     <w:uiPriority w:val="99"/>
     <w:pPr>
       <w:pBdr/>
@@ -35591,9 +35587,9 @@
       </w:tcPr>
     </w:tblStylePr>
   </w:style>
-  <w:style w:type="table" w:styleId="121">
+  <w:style w:type="table" w:styleId="815">
     <w:name w:val="Lined - Accent 4"/>
-    <w:basedOn w:val="11"/>
+    <w:basedOn w:val="705"/>
     <w:uiPriority w:val="99"/>
     <w:pPr>
       <w:pBdr/>
@@ -35828,9 +35824,9 @@
       </w:tcPr>
     </w:tblStylePr>
   </w:style>
-  <w:style w:type="table" w:styleId="122">
+  <w:style w:type="table" w:styleId="816">
     <w:name w:val="Lined - Accent 5"/>
-    <w:basedOn w:val="11"/>
+    <w:basedOn w:val="705"/>
     <w:uiPriority w:val="99"/>
     <w:pPr>
       <w:pBdr/>
@@ -36065,9 +36061,9 @@
       </w:tcPr>
     </w:tblStylePr>
   </w:style>
-  <w:style w:type="table" w:styleId="123">
+  <w:style w:type="table" w:styleId="817">
     <w:name w:val="Lined - Accent 6"/>
-    <w:basedOn w:val="11"/>
+    <w:basedOn w:val="705"/>
     <w:uiPriority w:val="99"/>
     <w:pPr>
       <w:pBdr/>
@@ -36302,9 +36298,9 @@
       </w:tcPr>
     </w:tblStylePr>
   </w:style>
-  <w:style w:type="table" w:styleId="124">
+  <w:style w:type="table" w:styleId="818">
     <w:name w:val="Bordered &amp; Lined - Accent"/>
-    <w:basedOn w:val="11"/>
+    <w:basedOn w:val="705"/>
     <w:uiPriority w:val="99"/>
     <w:pPr>
       <w:pBdr/>
@@ -36546,9 +36542,9 @@
       </w:tcPr>
     </w:tblStylePr>
   </w:style>
-  <w:style w:type="table" w:styleId="125">
+  <w:style w:type="table" w:styleId="819">
     <w:name w:val="Bordered &amp; Lined - Accent 1"/>
-    <w:basedOn w:val="11"/>
+    <w:basedOn w:val="705"/>
     <w:uiPriority w:val="99"/>
     <w:pPr>
       <w:pBdr/>
@@ -36790,9 +36786,9 @@
       </w:tcPr>
     </w:tblStylePr>
   </w:style>
-  <w:style w:type="table" w:styleId="126">
+  <w:style w:type="table" w:styleId="820">
     <w:name w:val="Bordered &amp; Lined - Accent 2"/>
-    <w:basedOn w:val="11"/>
+    <w:basedOn w:val="705"/>
     <w:uiPriority w:val="99"/>
     <w:pPr>
       <w:pBdr/>
@@ -37034,9 +37030,9 @@
       </w:tcPr>
     </w:tblStylePr>
   </w:style>
-  <w:style w:type="table" w:styleId="127">
+  <w:style w:type="table" w:styleId="821">
     <w:name w:val="Bordered &amp; Lined - Accent 3"/>
-    <w:basedOn w:val="11"/>
+    <w:basedOn w:val="705"/>
     <w:uiPriority w:val="99"/>
     <w:pPr>
       <w:pBdr/>
@@ -37278,9 +37274,9 @@
       </w:tcPr>
     </w:tblStylePr>
   </w:style>
-  <w:style w:type="table" w:styleId="128">
+  <w:style w:type="table" w:styleId="822">
     <w:name w:val="Bordered &amp; Lined - Accent 4"/>
-    <w:basedOn w:val="11"/>
+    <w:basedOn w:val="705"/>
     <w:uiPriority w:val="99"/>
     <w:pPr>
       <w:pBdr/>
@@ -37522,9 +37518,9 @@
       </w:tcPr>
     </w:tblStylePr>
   </w:style>
-  <w:style w:type="table" w:styleId="129">
+  <w:style w:type="table" w:styleId="823">
     <w:name w:val="Bordered &amp; Lined - Accent 5"/>
-    <w:basedOn w:val="11"/>
+    <w:basedOn w:val="705"/>
     <w:uiPriority w:val="99"/>
     <w:pPr>
       <w:pBdr/>
@@ -37766,9 +37762,9 @@
       </w:tcPr>
     </w:tblStylePr>
   </w:style>
-  <w:style w:type="table" w:styleId="130">
+  <w:style w:type="table" w:styleId="824">
     <w:name w:val="Bordered &amp; Lined - Accent 6"/>
-    <w:basedOn w:val="11"/>
+    <w:basedOn w:val="705"/>
     <w:uiPriority w:val="99"/>
     <w:pPr>
       <w:pBdr/>
@@ -38010,9 +38006,9 @@
       </w:tcPr>
     </w:tblStylePr>
   </w:style>
-  <w:style w:type="table" w:styleId="131">
+  <w:style w:type="table" w:styleId="825">
     <w:name w:val="Bordered"/>
-    <w:basedOn w:val="11"/>
+    <w:basedOn w:val="705"/>
     <w:uiPriority w:val="99"/>
     <w:pPr>
       <w:pBdr/>
@@ -38241,9 +38237,9 @@
       </w:tcPr>
     </w:tblStylePr>
   </w:style>
-  <w:style w:type="table" w:styleId="132">
+  <w:style w:type="table" w:styleId="826">
     <w:name w:val="Bordered - Accent 1"/>
-    <w:basedOn w:val="11"/>
+    <w:basedOn w:val="705"/>
     <w:uiPriority w:val="99"/>
     <w:pPr>
       <w:pBdr/>
@@ -38472,9 +38468,9 @@
       </w:tcPr>
     </w:tblStylePr>
   </w:style>
-  <w:style w:type="table" w:styleId="133">
+  <w:style w:type="table" w:styleId="827">
     <w:name w:val="Bordered - Accent 2"/>
-    <w:basedOn w:val="11"/>
+    <w:basedOn w:val="705"/>
     <w:uiPriority w:val="99"/>
     <w:pPr>
       <w:pBdr/>
@@ -38703,9 +38699,9 @@
       </w:tcPr>
     </w:tblStylePr>
   </w:style>
-  <w:style w:type="table" w:styleId="134">
+  <w:style w:type="table" w:styleId="828">
     <w:name w:val="Bordered - Accent 3"/>
-    <w:basedOn w:val="11"/>
+    <w:basedOn w:val="705"/>
     <w:uiPriority w:val="99"/>
     <w:pPr>
       <w:pBdr/>
@@ -38934,9 +38930,9 @@
       </w:tcPr>
     </w:tblStylePr>
   </w:style>
-  <w:style w:type="table" w:styleId="135">
+  <w:style w:type="table" w:styleId="829">
     <w:name w:val="Bordered - Accent 4"/>
-    <w:basedOn w:val="11"/>
+    <w:basedOn w:val="705"/>
     <w:uiPriority w:val="99"/>
     <w:pPr>
       <w:pBdr/>
@@ -39165,9 +39161,9 @@
       </w:tcPr>
     </w:tblStylePr>
   </w:style>
-  <w:style w:type="table" w:styleId="136">
+  <w:style w:type="table" w:styleId="830">
     <w:name w:val="Bordered - Accent 5"/>
-    <w:basedOn w:val="11"/>
+    <w:basedOn w:val="705"/>
     <w:uiPriority w:val="99"/>
     <w:pPr>
       <w:pBdr/>
@@ -39396,9 +39392,9 @@
       </w:tcPr>
     </w:tblStylePr>
   </w:style>
-  <w:style w:type="table" w:styleId="137">
+  <w:style w:type="table" w:styleId="831">
     <w:name w:val="Bordered - Accent 6"/>
-    <w:basedOn w:val="11"/>
+    <w:basedOn w:val="705"/>
     <w:uiPriority w:val="99"/>
     <w:pPr>
       <w:pBdr/>
@@ -39627,7 +39623,7 @@
       </w:tcPr>
     </w:tblStylePr>
   </w:style>
-  <w:style w:type="paragraph" w:styleId="138" w:default="1">
+  <w:style w:type="paragraph" w:styleId="832" w:default="1">
     <w:name w:val="Normal"/>
     <w:qFormat/>
     <w:pPr>
@@ -39636,11 +39632,11 @@
       <w:ind/>
     </w:pPr>
   </w:style>
-  <w:style w:type="paragraph" w:styleId="145">
+  <w:style w:type="paragraph" w:styleId="833">
     <w:name w:val="Heading 7"/>
-    <w:basedOn w:val="138"/>
-    <w:next w:val="138"/>
-    <w:link w:val="156"/>
+    <w:basedOn w:val="832"/>
+    <w:next w:val="832"/>
+    <w:link w:val="844"/>
     <w:uiPriority w:val="9"/>
     <w:unhideWhenUsed/>
     <w:qFormat/>
@@ -39657,11 +39653,11 @@
       <w:color w:val="595959" w:themeColor="text1" w:themeTint="A6"/>
     </w:rPr>
   </w:style>
-  <w:style w:type="paragraph" w:styleId="146">
+  <w:style w:type="paragraph" w:styleId="834">
     <w:name w:val="Heading 8"/>
-    <w:basedOn w:val="138"/>
-    <w:next w:val="138"/>
-    <w:link w:val="157"/>
+    <w:basedOn w:val="832"/>
+    <w:next w:val="832"/>
+    <w:link w:val="845"/>
     <w:uiPriority w:val="9"/>
     <w:unhideWhenUsed/>
     <w:qFormat/>
@@ -39680,11 +39676,11 @@
       <w:color w:val="272727" w:themeColor="text1" w:themeTint="D8"/>
     </w:rPr>
   </w:style>
-  <w:style w:type="paragraph" w:styleId="147">
+  <w:style w:type="paragraph" w:styleId="835">
     <w:name w:val="Heading 9"/>
-    <w:basedOn w:val="138"/>
-    <w:next w:val="138"/>
-    <w:link w:val="158"/>
+    <w:basedOn w:val="832"/>
+    <w:next w:val="832"/>
+    <w:link w:val="846"/>
     <w:uiPriority w:val="9"/>
     <w:unhideWhenUsed/>
     <w:qFormat/>
@@ -39703,7 +39699,7 @@
       <w:color w:val="272727" w:themeColor="text1" w:themeTint="D8"/>
     </w:rPr>
   </w:style>
-  <w:style w:type="character" w:styleId="148" w:default="1">
+  <w:style w:type="character" w:styleId="836" w:default="1">
     <w:name w:val="Default Paragraph Font"/>
     <w:uiPriority w:val="1"/>
     <w:semiHidden/>
@@ -39714,7 +39710,7 @@
       <w:ind/>
     </w:pPr>
   </w:style>
-  <w:style w:type="numbering" w:styleId="149" w:default="1">
+  <w:style w:type="numbering" w:styleId="837" w:default="1">
     <w:name w:val="No List"/>
     <w:uiPriority w:val="99"/>
     <w:semiHidden/>
@@ -39725,10 +39721,10 @@
       <w:ind/>
     </w:pPr>
   </w:style>
-  <w:style w:type="character" w:styleId="150">
+  <w:style w:type="character" w:styleId="838">
     <w:name w:val="Heading 1 Char"/>
-    <w:basedOn w:val="148"/>
-    <w:link w:val="709"/>
+    <w:basedOn w:val="836"/>
+    <w:link w:val="880"/>
     <w:uiPriority w:val="9"/>
     <w:pPr>
       <w:pBdr/>
@@ -39742,10 +39738,10 @@
       <w:szCs w:val="40"/>
     </w:rPr>
   </w:style>
-  <w:style w:type="character" w:styleId="151">
+  <w:style w:type="character" w:styleId="839">
     <w:name w:val="Heading 2 Char"/>
-    <w:basedOn w:val="148"/>
-    <w:link w:val="710"/>
+    <w:basedOn w:val="836"/>
+    <w:link w:val="881"/>
     <w:uiPriority w:val="9"/>
     <w:pPr>
       <w:pBdr/>
@@ -39759,10 +39755,10 @@
       <w:szCs w:val="32"/>
     </w:rPr>
   </w:style>
-  <w:style w:type="character" w:styleId="152">
+  <w:style w:type="character" w:styleId="840">
     <w:name w:val="Heading 3 Char"/>
-    <w:basedOn w:val="148"/>
-    <w:link w:val="711"/>
+    <w:basedOn w:val="836"/>
+    <w:link w:val="882"/>
     <w:uiPriority w:val="9"/>
     <w:pPr>
       <w:pBdr/>
@@ -39776,10 +39772,10 @@
       <w:szCs w:val="28"/>
     </w:rPr>
   </w:style>
-  <w:style w:type="character" w:styleId="153">
+  <w:style w:type="character" w:styleId="841">
     <w:name w:val="Heading 4 Char"/>
-    <w:basedOn w:val="148"/>
-    <w:link w:val="712"/>
+    <w:basedOn w:val="836"/>
+    <w:link w:val="883"/>
     <w:uiPriority w:val="9"/>
     <w:pPr>
       <w:pBdr/>
@@ -39793,10 +39789,10 @@
       <w:color w:val="0f4761" w:themeColor="accent1" w:themeShade="BF"/>
     </w:rPr>
   </w:style>
-  <w:style w:type="character" w:styleId="154">
+  <w:style w:type="character" w:styleId="842">
     <w:name w:val="Heading 5 Char"/>
-    <w:basedOn w:val="148"/>
-    <w:link w:val="713"/>
+    <w:basedOn w:val="836"/>
+    <w:link w:val="884"/>
     <w:uiPriority w:val="9"/>
     <w:pPr>
       <w:pBdr/>
@@ -39808,10 +39804,10 @@
       <w:color w:val="0f4761" w:themeColor="accent1" w:themeShade="BF"/>
     </w:rPr>
   </w:style>
-  <w:style w:type="character" w:styleId="155">
+  <w:style w:type="character" w:styleId="843">
     <w:name w:val="Heading 6 Char"/>
-    <w:basedOn w:val="148"/>
-    <w:link w:val="714"/>
+    <w:basedOn w:val="836"/>
+    <w:link w:val="885"/>
     <w:uiPriority w:val="9"/>
     <w:pPr>
       <w:pBdr/>
@@ -39825,10 +39821,10 @@
       <w:color w:val="595959" w:themeColor="text1" w:themeTint="A6"/>
     </w:rPr>
   </w:style>
-  <w:style w:type="character" w:styleId="156">
+  <w:style w:type="character" w:styleId="844">
     <w:name w:val="Heading 7 Char"/>
-    <w:basedOn w:val="148"/>
-    <w:link w:val="145"/>
+    <w:basedOn w:val="836"/>
+    <w:link w:val="833"/>
     <w:uiPriority w:val="9"/>
     <w:pPr>
       <w:pBdr/>
@@ -39840,10 +39836,10 @@
       <w:color w:val="595959" w:themeColor="text1" w:themeTint="A6"/>
     </w:rPr>
   </w:style>
-  <w:style w:type="character" w:styleId="157">
+  <w:style w:type="character" w:styleId="845">
     <w:name w:val="Heading 8 Char"/>
-    <w:basedOn w:val="148"/>
-    <w:link w:val="146"/>
+    <w:basedOn w:val="836"/>
+    <w:link w:val="834"/>
     <w:uiPriority w:val="9"/>
     <w:pPr>
       <w:pBdr/>
@@ -39857,10 +39853,10 @@
       <w:color w:val="272727" w:themeColor="text1" w:themeTint="D8"/>
     </w:rPr>
   </w:style>
-  <w:style w:type="character" w:styleId="158">
+  <w:style w:type="character" w:styleId="846">
     <w:name w:val="Heading 9 Char"/>
-    <w:basedOn w:val="148"/>
-    <w:link w:val="147"/>
+    <w:basedOn w:val="836"/>
+    <w:link w:val="835"/>
     <w:uiPriority w:val="9"/>
     <w:pPr>
       <w:pBdr/>
@@ -39874,10 +39870,10 @@
       <w:color w:val="272727" w:themeColor="text1" w:themeTint="D8"/>
     </w:rPr>
   </w:style>
-  <w:style w:type="character" w:styleId="160">
+  <w:style w:type="character" w:styleId="847">
     <w:name w:val="Title Char"/>
-    <w:basedOn w:val="148"/>
-    <w:link w:val="708"/>
+    <w:basedOn w:val="836"/>
+    <w:link w:val="879"/>
     <w:uiPriority w:val="10"/>
     <w:pPr>
       <w:pBdr/>
@@ -39891,11 +39887,11 @@
       <w:szCs w:val="56"/>
     </w:rPr>
   </w:style>
-  <w:style w:type="paragraph" w:styleId="161">
+  <w:style w:type="paragraph" w:styleId="848">
     <w:name w:val="Subtitle"/>
-    <w:basedOn w:val="138"/>
-    <w:next w:val="138"/>
-    <w:link w:val="162"/>
+    <w:basedOn w:val="832"/>
+    <w:next w:val="832"/>
+    <w:link w:val="849"/>
     <w:uiPriority w:val="11"/>
     <w:qFormat/>
     <w:pPr>
@@ -39913,10 +39909,10 @@
       <w:szCs w:val="28"/>
     </w:rPr>
   </w:style>
-  <w:style w:type="character" w:styleId="162">
+  <w:style w:type="character" w:styleId="849">
     <w:name w:val="Subtitle Char"/>
-    <w:basedOn w:val="148"/>
-    <w:link w:val="161"/>
+    <w:basedOn w:val="836"/>
+    <w:link w:val="848"/>
     <w:uiPriority w:val="11"/>
     <w:pPr>
       <w:pBdr/>
@@ -39930,11 +39926,11 @@
       <w:szCs w:val="28"/>
     </w:rPr>
   </w:style>
-  <w:style w:type="paragraph" w:styleId="163">
+  <w:style w:type="paragraph" w:styleId="850">
     <w:name w:val="Quote"/>
-    <w:basedOn w:val="138"/>
-    <w:next w:val="138"/>
-    <w:link w:val="164"/>
+    <w:basedOn w:val="832"/>
+    <w:next w:val="832"/>
+    <w:link w:val="851"/>
     <w:uiPriority w:val="29"/>
     <w:qFormat/>
     <w:pPr>
@@ -39949,10 +39945,10 @@
       <w:color w:val="404040" w:themeColor="text1" w:themeTint="BF"/>
     </w:rPr>
   </w:style>
-  <w:style w:type="character" w:styleId="164">
+  <w:style w:type="character" w:styleId="851">
     <w:name w:val="Quote Char"/>
-    <w:basedOn w:val="148"/>
-    <w:link w:val="163"/>
+    <w:basedOn w:val="836"/>
+    <w:link w:val="850"/>
     <w:uiPriority w:val="29"/>
     <w:pPr>
       <w:pBdr/>
@@ -39965,9 +39961,9 @@
       <w:color w:val="404040" w:themeColor="text1" w:themeTint="BF"/>
     </w:rPr>
   </w:style>
-  <w:style w:type="character" w:styleId="166">
+  <w:style w:type="character" w:styleId="852">
     <w:name w:val="Intense Emphasis"/>
-    <w:basedOn w:val="148"/>
+    <w:basedOn w:val="836"/>
     <w:uiPriority w:val="21"/>
     <w:qFormat/>
     <w:pPr>
@@ -39981,11 +39977,11 @@
       <w:color w:val="0f4761" w:themeColor="accent1" w:themeShade="BF"/>
     </w:rPr>
   </w:style>
-  <w:style w:type="paragraph" w:styleId="167">
+  <w:style w:type="paragraph" w:styleId="853">
     <w:name w:val="Intense Quote"/>
-    <w:basedOn w:val="138"/>
-    <w:next w:val="138"/>
-    <w:link w:val="168"/>
+    <w:basedOn w:val="832"/>
+    <w:next w:val="832"/>
+    <w:link w:val="854"/>
     <w:uiPriority w:val="30"/>
     <w:qFormat/>
     <w:pPr>
@@ -40003,10 +39999,10 @@
       <w:color w:val="0f4761" w:themeColor="accent1" w:themeShade="BF"/>
     </w:rPr>
   </w:style>
-  <w:style w:type="character" w:styleId="168">
+  <w:style w:type="character" w:styleId="854">
     <w:name w:val="Intense Quote Char"/>
-    <w:basedOn w:val="148"/>
-    <w:link w:val="167"/>
+    <w:basedOn w:val="836"/>
+    <w:link w:val="853"/>
     <w:uiPriority w:val="30"/>
     <w:pPr>
       <w:pBdr/>
@@ -40019,9 +40015,9 @@
       <w:color w:val="0f4761" w:themeColor="accent1" w:themeShade="BF"/>
     </w:rPr>
   </w:style>
-  <w:style w:type="character" w:styleId="169">
+  <w:style w:type="character" w:styleId="855">
     <w:name w:val="Intense Reference"/>
-    <w:basedOn w:val="148"/>
+    <w:basedOn w:val="836"/>
     <w:uiPriority w:val="32"/>
     <w:qFormat/>
     <w:pPr>
@@ -40037,9 +40033,9 @@
       <w:spacing w:val="5"/>
     </w:rPr>
   </w:style>
-  <w:style w:type="paragraph" w:styleId="170">
+  <w:style w:type="paragraph" w:styleId="856">
     <w:name w:val="No Spacing"/>
-    <w:basedOn w:val="138"/>
+    <w:basedOn w:val="832"/>
     <w:uiPriority w:val="1"/>
     <w:qFormat/>
     <w:pPr>
@@ -40048,9 +40044,9 @@
       <w:ind/>
     </w:pPr>
   </w:style>
-  <w:style w:type="character" w:styleId="171">
+  <w:style w:type="character" w:styleId="857">
     <w:name w:val="Subtle Emphasis"/>
-    <w:basedOn w:val="148"/>
+    <w:basedOn w:val="836"/>
     <w:uiPriority w:val="19"/>
     <w:qFormat/>
     <w:pPr>
@@ -40064,9 +40060,9 @@
       <w:color w:val="404040" w:themeColor="text1" w:themeTint="BF"/>
     </w:rPr>
   </w:style>
-  <w:style w:type="character" w:styleId="172">
+  <w:style w:type="character" w:styleId="858">
     <w:name w:val="Emphasis"/>
-    <w:basedOn w:val="148"/>
+    <w:basedOn w:val="836"/>
     <w:uiPriority w:val="20"/>
     <w:qFormat/>
     <w:pPr>
@@ -40079,9 +40075,9 @@
       <w:iCs/>
     </w:rPr>
   </w:style>
-  <w:style w:type="character" w:styleId="174">
+  <w:style w:type="character" w:styleId="859">
     <w:name w:val="Subtle Reference"/>
-    <w:basedOn w:val="148"/>
+    <w:basedOn w:val="836"/>
     <w:uiPriority w:val="31"/>
     <w:qFormat/>
     <w:pPr>
@@ -40094,9 +40090,9 @@
       <w:color w:val="5a5a5a" w:themeColor="text1" w:themeTint="A5"/>
     </w:rPr>
   </w:style>
-  <w:style w:type="character" w:styleId="175">
+  <w:style w:type="character" w:styleId="860">
     <w:name w:val="Book Title"/>
-    <w:basedOn w:val="148"/>
+    <w:basedOn w:val="836"/>
     <w:uiPriority w:val="33"/>
     <w:qFormat/>
     <w:pPr>
@@ -40112,10 +40108,10 @@
       <w:spacing w:val="5"/>
     </w:rPr>
   </w:style>
-  <w:style w:type="paragraph" w:styleId="176">
+  <w:style w:type="paragraph" w:styleId="861">
     <w:name w:val="Header"/>
-    <w:basedOn w:val="138"/>
-    <w:link w:val="177"/>
+    <w:basedOn w:val="832"/>
+    <w:link w:val="862"/>
     <w:uiPriority w:val="99"/>
     <w:unhideWhenUsed/>
     <w:pPr>
@@ -40128,10 +40124,10 @@
       <w:ind/>
     </w:pPr>
   </w:style>
-  <w:style w:type="character" w:styleId="177">
+  <w:style w:type="character" w:styleId="862">
     <w:name w:val="Header Char"/>
-    <w:basedOn w:val="148"/>
-    <w:link w:val="176"/>
+    <w:basedOn w:val="836"/>
+    <w:link w:val="861"/>
     <w:uiPriority w:val="99"/>
     <w:pPr>
       <w:pBdr/>
@@ -40139,10 +40135,10 @@
       <w:ind/>
     </w:pPr>
   </w:style>
-  <w:style w:type="paragraph" w:styleId="178">
+  <w:style w:type="paragraph" w:styleId="863">
     <w:name w:val="Footer"/>
-    <w:basedOn w:val="138"/>
-    <w:link w:val="179"/>
+    <w:basedOn w:val="832"/>
+    <w:link w:val="864"/>
     <w:uiPriority w:val="99"/>
     <w:unhideWhenUsed/>
     <w:pPr>
@@ -40155,10 +40151,10 @@
       <w:ind/>
     </w:pPr>
   </w:style>
-  <w:style w:type="character" w:styleId="179">
+  <w:style w:type="character" w:styleId="864">
     <w:name w:val="Footer Char"/>
-    <w:basedOn w:val="148"/>
-    <w:link w:val="178"/>
+    <w:basedOn w:val="836"/>
+    <w:link w:val="863"/>
     <w:uiPriority w:val="99"/>
     <w:pPr>
       <w:pBdr/>
@@ -40166,10 +40162,10 @@
       <w:ind/>
     </w:pPr>
   </w:style>
-  <w:style w:type="paragraph" w:styleId="180">
+  <w:style w:type="paragraph" w:styleId="865">
     <w:name w:val="Caption"/>
-    <w:basedOn w:val="138"/>
-    <w:next w:val="138"/>
+    <w:basedOn w:val="832"/>
+    <w:next w:val="832"/>
     <w:uiPriority w:val="35"/>
     <w:unhideWhenUsed/>
     <w:qFormat/>
@@ -40186,9 +40182,9 @@
       <w:szCs w:val="18"/>
     </w:rPr>
   </w:style>
-  <w:style w:type="character" w:styleId="188">
+  <w:style w:type="character" w:styleId="866">
     <w:name w:val="FollowedHyperlink"/>
-    <w:basedOn w:val="148"/>
+    <w:basedOn w:val="836"/>
     <w:uiPriority w:val="99"/>
     <w:semiHidden/>
     <w:unhideWhenUsed/>
@@ -40202,10 +40198,10 @@
       <w:u w:val="single"/>
     </w:rPr>
   </w:style>
-  <w:style w:type="paragraph" w:styleId="189">
+  <w:style w:type="paragraph" w:styleId="867">
     <w:name w:val="toc 1"/>
-    <w:basedOn w:val="138"/>
-    <w:next w:val="138"/>
+    <w:basedOn w:val="832"/>
+    <w:next w:val="832"/>
     <w:uiPriority w:val="39"/>
     <w:unhideWhenUsed/>
     <w:pPr>
@@ -40214,10 +40210,10 @@
       <w:ind/>
     </w:pPr>
   </w:style>
-  <w:style w:type="paragraph" w:styleId="190">
+  <w:style w:type="paragraph" w:styleId="868">
     <w:name w:val="toc 2"/>
-    <w:basedOn w:val="138"/>
-    <w:next w:val="138"/>
+    <w:basedOn w:val="832"/>
+    <w:next w:val="832"/>
     <w:uiPriority w:val="39"/>
     <w:unhideWhenUsed/>
     <w:pPr>
@@ -40226,10 +40222,10 @@
       <w:ind w:left="220"/>
     </w:pPr>
   </w:style>
-  <w:style w:type="paragraph" w:styleId="191">
+  <w:style w:type="paragraph" w:styleId="869">
     <w:name w:val="toc 3"/>
-    <w:basedOn w:val="138"/>
-    <w:next w:val="138"/>
+    <w:basedOn w:val="832"/>
+    <w:next w:val="832"/>
     <w:uiPriority w:val="39"/>
     <w:unhideWhenUsed/>
     <w:pPr>
@@ -40238,10 +40234,10 @@
       <w:ind w:left="440"/>
     </w:pPr>
   </w:style>
-  <w:style w:type="paragraph" w:styleId="192">
+  <w:style w:type="paragraph" w:styleId="870">
     <w:name w:val="toc 4"/>
-    <w:basedOn w:val="138"/>
-    <w:next w:val="138"/>
+    <w:basedOn w:val="832"/>
+    <w:next w:val="832"/>
     <w:uiPriority w:val="39"/>
     <w:unhideWhenUsed/>
     <w:pPr>
@@ -40250,10 +40246,10 @@
       <w:ind w:left="660"/>
     </w:pPr>
   </w:style>
-  <w:style w:type="paragraph" w:styleId="193">
+  <w:style w:type="paragraph" w:styleId="871">
     <w:name w:val="toc 5"/>
-    <w:basedOn w:val="138"/>
-    <w:next w:val="138"/>
+    <w:basedOn w:val="832"/>
+    <w:next w:val="832"/>
     <w:uiPriority w:val="39"/>
     <w:unhideWhenUsed/>
     <w:pPr>
@@ -40262,10 +40258,10 @@
       <w:ind w:left="880"/>
     </w:pPr>
   </w:style>
-  <w:style w:type="paragraph" w:styleId="194">
+  <w:style w:type="paragraph" w:styleId="872">
     <w:name w:val="toc 6"/>
-    <w:basedOn w:val="138"/>
-    <w:next w:val="138"/>
+    <w:basedOn w:val="832"/>
+    <w:next w:val="832"/>
     <w:uiPriority w:val="39"/>
     <w:unhideWhenUsed/>
     <w:pPr>
@@ -40274,10 +40270,10 @@
       <w:ind w:left="1100"/>
     </w:pPr>
   </w:style>
-  <w:style w:type="paragraph" w:styleId="195">
+  <w:style w:type="paragraph" w:styleId="873">
     <w:name w:val="toc 7"/>
-    <w:basedOn w:val="138"/>
-    <w:next w:val="138"/>
+    <w:basedOn w:val="832"/>
+    <w:next w:val="832"/>
     <w:uiPriority w:val="39"/>
     <w:unhideWhenUsed/>
     <w:pPr>
@@ -40286,10 +40282,10 @@
       <w:ind w:left="1320"/>
     </w:pPr>
   </w:style>
-  <w:style w:type="paragraph" w:styleId="196">
+  <w:style w:type="paragraph" w:styleId="874">
     <w:name w:val="toc 8"/>
-    <w:basedOn w:val="138"/>
-    <w:next w:val="138"/>
+    <w:basedOn w:val="832"/>
+    <w:next w:val="832"/>
     <w:uiPriority w:val="39"/>
     <w:unhideWhenUsed/>
     <w:pPr>
@@ -40298,10 +40294,10 @@
       <w:ind w:left="1540"/>
     </w:pPr>
   </w:style>
-  <w:style w:type="paragraph" w:styleId="197">
+  <w:style w:type="paragraph" w:styleId="875">
     <w:name w:val="toc 9"/>
-    <w:basedOn w:val="138"/>
-    <w:next w:val="138"/>
+    <w:basedOn w:val="832"/>
+    <w:next w:val="832"/>
     <w:uiPriority w:val="39"/>
     <w:unhideWhenUsed/>
     <w:pPr>
@@ -40310,9 +40306,9 @@
       <w:ind w:left="1760"/>
     </w:pPr>
   </w:style>
-  <w:style w:type="character" w:styleId="198">
+  <w:style w:type="character" w:styleId="876">
     <w:name w:val="Placeholder Text"/>
-    <w:basedOn w:val="148"/>
+    <w:basedOn w:val="836"/>
     <w:uiPriority w:val="99"/>
     <w:semiHidden/>
     <w:pPr>
@@ -40324,7 +40320,7 @@
       <w:color w:val="666666"/>
     </w:rPr>
   </w:style>
-  <w:style w:type="paragraph" w:styleId="208">
+  <w:style w:type="paragraph" w:styleId="877">
     <w:name w:val="TOC Heading"/>
     <w:uiPriority w:val="39"/>
     <w:unhideWhenUsed/>
@@ -40334,10 +40330,10 @@
       <w:ind/>
     </w:pPr>
   </w:style>
-  <w:style w:type="paragraph" w:styleId="209">
+  <w:style w:type="paragraph" w:styleId="878">
     <w:name w:val="table of figures"/>
-    <w:basedOn w:val="138"/>
-    <w:next w:val="138"/>
+    <w:basedOn w:val="832"/>
+    <w:next w:val="832"/>
     <w:uiPriority w:val="99"/>
     <w:unhideWhenUsed/>
     <w:pPr>
@@ -40346,7 +40342,7 @@
       <w:ind/>
     </w:pPr>
   </w:style>
-  <w:style w:type="paragraph" w:styleId="708">
+  <w:style w:type="paragraph" w:styleId="879">
     <w:name w:val="Title"/>
     <w:qFormat/>
     <w:pPr>
@@ -40359,7 +40355,7 @@
       <w:szCs w:val="56"/>
     </w:rPr>
   </w:style>
-  <w:style w:type="paragraph" w:styleId="709">
+  <w:style w:type="paragraph" w:styleId="880">
     <w:name w:val="Heading 1"/>
     <w:qFormat/>
     <w:pPr>
@@ -40373,7 +40369,7 @@
       <w:szCs w:val="32"/>
     </w:rPr>
   </w:style>
-  <w:style w:type="paragraph" w:styleId="710">
+  <w:style w:type="paragraph" w:styleId="881">
     <w:name w:val="Heading 2"/>
     <w:qFormat/>
     <w:pPr>
@@ -40387,7 +40383,7 @@
       <w:szCs w:val="26"/>
     </w:rPr>
   </w:style>
-  <w:style w:type="paragraph" w:styleId="711">
+  <w:style w:type="paragraph" w:styleId="882">
     <w:name w:val="Heading 3"/>
     <w:qFormat/>
     <w:pPr>
@@ -40401,7 +40397,7 @@
       <w:szCs w:val="24"/>
     </w:rPr>
   </w:style>
-  <w:style w:type="paragraph" w:styleId="712">
+  <w:style w:type="paragraph" w:styleId="883">
     <w:name w:val="Heading 4"/>
     <w:qFormat/>
     <w:pPr>
@@ -40415,7 +40411,7 @@
       <w:color w:val="2e74b5"/>
     </w:rPr>
   </w:style>
-  <w:style w:type="paragraph" w:styleId="713">
+  <w:style w:type="paragraph" w:styleId="884">
     <w:name w:val="Heading 5"/>
     <w:qFormat/>
     <w:pPr>
@@ -40427,7 +40423,7 @@
       <w:color w:val="2e74b5"/>
     </w:rPr>
   </w:style>
-  <w:style w:type="paragraph" w:styleId="714">
+  <w:style w:type="paragraph" w:styleId="885">
     <w:name w:val="Heading 6"/>
     <w:qFormat/>
     <w:pPr>
@@ -40439,7 +40435,7 @@
       <w:color w:val="1f4d78"/>
     </w:rPr>
   </w:style>
-  <w:style w:type="paragraph" w:styleId="715">
+  <w:style w:type="paragraph" w:styleId="886">
     <w:name w:val="Strong"/>
     <w:qFormat/>
     <w:pPr>
@@ -40452,7 +40448,7 @@
       <w:bCs/>
     </w:rPr>
   </w:style>
-  <w:style w:type="paragraph" w:styleId="716">
+  <w:style w:type="paragraph" w:styleId="887">
     <w:name w:val="List Paragraph"/>
     <w:qFormat/>
     <w:pPr>
@@ -40461,7 +40457,7 @@
       <w:ind/>
     </w:pPr>
   </w:style>
-  <w:style w:type="character" w:styleId="717">
+  <w:style w:type="character" w:styleId="888">
     <w:name w:val="Hyperlink"/>
     <w:uiPriority w:val="99"/>
     <w:unhideWhenUsed/>
@@ -40475,7 +40471,7 @@
       <w:u w:val="single"/>
     </w:rPr>
   </w:style>
-  <w:style w:type="character" w:styleId="718">
+  <w:style w:type="character" w:styleId="889">
     <w:name w:val="footnote reference"/>
     <w:uiPriority w:val="99"/>
     <w:semiHidden/>
@@ -40489,9 +40485,9 @@
       <w:vertAlign w:val="superscript"/>
     </w:rPr>
   </w:style>
-  <w:style w:type="paragraph" w:styleId="719">
+  <w:style w:type="paragraph" w:styleId="890">
     <w:name w:val="footnote text"/>
-    <w:link w:val="720"/>
+    <w:link w:val="891"/>
     <w:uiPriority w:val="99"/>
     <w:semiHidden/>
     <w:unhideWhenUsed/>
@@ -40505,9 +40501,9 @@
       <w:szCs w:val="20"/>
     </w:rPr>
   </w:style>
-  <w:style w:type="character" w:styleId="720">
+  <w:style w:type="character" w:styleId="891">
     <w:name w:val="Footnote Text Char"/>
-    <w:link w:val="719"/>
+    <w:link w:val="890"/>
     <w:uiPriority w:val="99"/>
     <w:semiHidden/>
     <w:unhideWhenUsed/>
@@ -40521,7 +40517,7 @@
       <w:szCs w:val="20"/>
     </w:rPr>
   </w:style>
-  <w:style w:type="character" w:styleId="721">
+  <w:style w:type="character" w:styleId="892">
     <w:name w:val="endnote reference"/>
     <w:uiPriority w:val="99"/>
     <w:semiHidden/>
@@ -40535,9 +40531,9 @@
       <w:vertAlign w:val="superscript"/>
     </w:rPr>
   </w:style>
-  <w:style w:type="paragraph" w:styleId="722">
+  <w:style w:type="paragraph" w:styleId="893">
     <w:name w:val="endnote text"/>
-    <w:link w:val="723"/>
+    <w:link w:val="894"/>
     <w:uiPriority w:val="99"/>
     <w:semiHidden/>
     <w:unhideWhenUsed/>
@@ -40551,9 +40547,9 @@
       <w:szCs w:val="20"/>
     </w:rPr>
   </w:style>
-  <w:style w:type="character" w:styleId="723">
+  <w:style w:type="character" w:styleId="894">
     <w:name w:val="Endnote Text Char"/>
-    <w:link w:val="722"/>
+    <w:link w:val="893"/>
     <w:uiPriority w:val="99"/>
     <w:semiHidden/>
     <w:unhideWhenUsed/>
